--- a/docs/downloads/gerrid-setzer/تم/doc_0176.docx
+++ b/docs/downloads/gerrid-setzer/تم/doc_0176.docx
@@ -1,454 +1,652 @@
 
 <file path=word/document.xml><?xml version="1.0" encoding="utf-8"?>
-<w:document xmlns:wpc="http://schemas.microsoft.com/office/word/2010/wordprocessingCanvas" xmlns:cx="http://schemas.microsoft.com/office/drawing/2014/chartex" xmlns:cx1="http://schemas.microsoft.com/office/drawing/2015/9/8/chartex" xmlns:cx2="http://schemas.microsoft.com/office/drawing/2015/10/21/chartex" xmlns:cx3="http://schemas.microsoft.com/office/drawing/2016/5/9/chartex" xmlns:cx4="http://schemas.microsoft.com/office/drawing/2016/5/10/chartex" xmlns:cx5="http://schemas.microsoft.com/office/drawing/2016/5/11/chartex" xmlns:cx6="http://schemas.microsoft.com/office/drawing/2016/5/12/chartex" xmlns:cx7="http://schemas.microsoft.com/office/drawing/2016/5/13/chartex" xmlns:cx8="http://schemas.microsoft.com/office/drawing/2016/5/14/chartex" xmlns:mc="http://schemas.openxmlformats.org/markup-compatibility/2006" xmlns:aink="http://schemas.microsoft.com/office/drawing/2016/ink" xmlns:am3d="http://schemas.microsoft.com/office/drawing/2017/model3d" xmlns:o="urn:schemas-microsoft-com:office:office" xmlns:oel="http://schemas.microsoft.com/office/2019/extlst" xmlns:r="http://schemas.openxmlformats.org/officeDocument/2006/relationships" xmlns:m="http://schemas.openxmlformats.org/officeDocument/2006/math" xmlns:v="urn:schemas-microsoft-com:vml" xmlns:wp14="http://schemas.microsoft.com/office/word/2010/wordprocessingDrawing" xmlns:wp="http://schemas.openxmlformats.org/drawingml/2006/wordprocessingDrawing" xmlns:w10="urn:schemas-microsoft-com:office:word" xmlns:w="http://schemas.openxmlformats.org/wordprocessingml/2006/main" xmlns:w14="http://schemas.microsoft.com/office/word/2010/wordml" xmlns:w15="http://schemas.microsoft.com/office/word/2012/wordml" xmlns:w16cex="http://schemas.microsoft.com/office/word/2018/wordml/cex" xmlns:w16cid="http://schemas.microsoft.com/office/word/2016/wordml/cid" xmlns:w16="http://schemas.microsoft.com/office/word/2018/wordml" xmlns:w16sdtdh="http://schemas.microsoft.com/office/word/2020/wordml/sdtdatahash" xmlns:w16se="http://schemas.microsoft.com/office/word/2015/wordml/symex" xmlns:wpg="http://schemas.microsoft.com/office/word/2010/wordprocessingGroup" xmlns:wpi="http://schemas.microsoft.com/office/word/2010/wordprocessingInk" xmlns:wne="http://schemas.microsoft.com/office/word/2006/wordml" xmlns:wps="http://schemas.microsoft.com/office/word/2010/wordprocessingShape" mc:Ignorable="w14 w15 w16se w16cid w16 w16cex w16sdtdh wp14">
+<w:document xmlns:wpc="http://schemas.microsoft.com/office/word/2010/wordprocessingCanvas" xmlns:cx="http://schemas.microsoft.com/office/drawing/2014/chartex" xmlns:cx1="http://schemas.microsoft.com/office/drawing/2015/9/8/chartex" xmlns:cx2="http://schemas.microsoft.com/office/drawing/2015/10/21/chartex" xmlns:cx3="http://schemas.microsoft.com/office/drawing/2016/5/9/chartex" xmlns:cx4="http://schemas.microsoft.com/office/drawing/2016/5/10/chartex" xmlns:cx5="http://schemas.microsoft.com/office/drawing/2016/5/11/chartex" xmlns:cx6="http://schemas.microsoft.com/office/drawing/2016/5/12/chartex" xmlns:cx7="http://schemas.microsoft.com/office/drawing/2016/5/13/chartex" xmlns:cx8="http://schemas.microsoft.com/office/drawing/2016/5/14/chartex" xmlns:mc="http://schemas.openxmlformats.org/markup-compatibility/2006" xmlns:aink="http://schemas.microsoft.com/office/drawing/2016/ink" xmlns:am3d="http://schemas.microsoft.com/office/drawing/2017/model3d" xmlns:o="urn:schemas-microsoft-com:office:office" xmlns:oel="http://schemas.microsoft.com/office/2019/extlst" xmlns:r="http://schemas.openxmlformats.org/officeDocument/2006/relationships" xmlns:m="http://schemas.openxmlformats.org/officeDocument/2006/math" xmlns:v="urn:schemas-microsoft-com:vml" xmlns:wp14="http://schemas.microsoft.com/office/word/2010/wordprocessingDrawing" xmlns:wp="http://schemas.openxmlformats.org/drawingml/2006/wordprocessingDrawing" xmlns:w10="urn:schemas-microsoft-com:office:word" xmlns:w="http://schemas.openxmlformats.org/wordprocessingml/2006/main" xmlns:w14="http://schemas.microsoft.com/office/word/2010/wordml" xmlns:w15="http://schemas.microsoft.com/office/word/2012/wordml" xmlns:w16cex="http://schemas.microsoft.com/office/word/2018/wordml/cex" xmlns:w16cid="http://schemas.microsoft.com/office/word/2016/wordml/cid" xmlns:w16="http://schemas.microsoft.com/office/word/2018/wordml" xmlns:w16du="http://schemas.microsoft.com/office/word/2023/wordml/word16du" xmlns:w16sdtdh="http://schemas.microsoft.com/office/word/2020/wordml/sdtdatahash" xmlns:w16sdtfl="http://schemas.microsoft.com/office/word/2024/wordml/sdtformatlock" xmlns:w16se="http://schemas.microsoft.com/office/word/2015/wordml/symex" xmlns:wpg="http://schemas.microsoft.com/office/word/2010/wordprocessingGroup" xmlns:wpi="http://schemas.microsoft.com/office/word/2010/wordprocessingInk" xmlns:wne="http://schemas.microsoft.com/office/word/2006/wordml" xmlns:wps="http://schemas.microsoft.com/office/word/2010/wordprocessingShape" mc:Ignorable="w14 w15 w16se w16cid w16 w16cex w16sdtdh w16sdtfl w16du wp14">
   <w:body>
     <w:p>
       <w:pPr>
-        <w:jc w:val="center"/>
-        <w:rPr>
-          <w:b/>
-          <w:bCs/>
-          <w:u w:val="single"/>
-          <w:rtl/>
-          <w:lang w:bidi="ar-LB"/>
+        <w:jc w:val="both"/>
+        <w:rPr>
+          <w:rtl/>
         </w:rPr>
       </w:pPr>
-      <w:hyperlink r:id="rId5" w:history="1">
-        <w:r>
-          <w:rPr>
-            <w:rStyle w:val="Hyperlink"/>
-            <w:rFonts w:hint="cs"/>
-            <w:b/>
-            <w:bCs/>
-            <w:rtl/>
-            <w:lang w:bidi="ar-LB"/>
-          </w:rPr>
-          <w:t>ثقة في مواجهة الموت</w:t>
-        </w:r>
-      </w:hyperlink>
+      <w:r>
+        <w:rPr>
+          <w:rtl/>
+        </w:rPr>
+        <w:t>حين يفقد المرء رؤية النور</w:t>
+      </w:r>
     </w:p>
     <w:p>
       <w:pPr>
-        <w:bidi w:val="0"/>
-        <w:rPr>
-          <w:rtl/>
-          <w:lang w:bidi="ar-LB"/>
+        <w:jc w:val="both"/>
+        <w:rPr>
+          <w:rtl/>
         </w:rPr>
       </w:pPr>
       <w:r>
         <w:rPr>
-          <w:lang w:bidi="ar-LB"/>
-        </w:rPr>
+          <w:rtl/>
+        </w:rPr>
+        <w:t>جريد سيتزر (</w:t>
+      </w:r>
+      <w:r>
         <w:t>Gerrid Setzer</w:t>
+      </w:r>
+      <w:r>
+        <w:rPr>
+          <w:rtl/>
+        </w:rPr>
+        <w:t>)</w:t>
       </w:r>
     </w:p>
     <w:p>
       <w:pPr>
-        <w:rPr>
-          <w:b/>
-          <w:bCs/>
-          <w:u w:val="single"/>
-          <w:rtl/>
-          <w:lang w:bidi="ar-LB"/>
-        </w:rPr>
-      </w:pPr>
-      <w:r>
-        <w:rPr>
-          <w:rFonts w:hint="cs"/>
-          <w:b/>
-          <w:bCs/>
-          <w:u w:val="single"/>
-          <w:rtl/>
-          <w:lang w:bidi="ar-LB"/>
-        </w:rPr>
-        <w:t xml:space="preserve">2. ملوك 4: 17 </w:t>
-      </w:r>
-      <w:r>
-        <w:rPr>
-          <w:b/>
-          <w:bCs/>
-          <w:u w:val="single"/>
-          <w:rtl/>
-          <w:lang w:bidi="ar-LB"/>
-        </w:rPr>
-        <w:t>–</w:t>
-      </w:r>
-      <w:r>
-        <w:rPr>
-          <w:rFonts w:hint="cs"/>
-          <w:b/>
-          <w:bCs/>
-          <w:u w:val="single"/>
-          <w:rtl/>
-          <w:lang w:bidi="ar-LB"/>
-        </w:rPr>
-        <w:t xml:space="preserve"> 37</w:t>
-      </w:r>
-    </w:p>
-    <w:p>
-      <w:pPr>
-        <w:rPr>
-          <w:rtl/>
-          <w:lang w:bidi="ar-LB"/>
-        </w:rPr>
-      </w:pPr>
-      <w:r>
-        <w:rPr>
-          <w:rFonts w:hint="cs"/>
-          <w:rtl/>
-          <w:lang w:bidi="ar-LB"/>
-        </w:rPr>
-        <w:t>امرأة ثرية في شونم اختبرت موت ابنها الوحيد. هذا الحدث الفظيع تعاملت معه بالإيمان. دعونا نرى إيمان هذه المرأة:</w:t>
-      </w:r>
-    </w:p>
-    <w:p>
-      <w:pPr>
-        <w:pStyle w:val="ListParagraph"/>
-        <w:numPr>
-          <w:ilvl w:val="0"/>
-          <w:numId w:val="1"/>
-        </w:numPr>
-        <w:rPr>
-          <w:lang w:bidi="ar-LB"/>
-        </w:rPr>
-      </w:pPr>
-      <w:r>
-        <w:rPr>
-          <w:rFonts w:hint="cs"/>
-          <w:rtl/>
-          <w:lang w:bidi="ar-LB"/>
-        </w:rPr>
-        <w:t>هي اعتبرت موت ابنها كتحدي لإيمانها وتعاملت معه بهذا الاعتبار.</w:t>
-      </w:r>
-    </w:p>
-    <w:p>
-      <w:pPr>
-        <w:pStyle w:val="ListParagraph"/>
-        <w:numPr>
-          <w:ilvl w:val="0"/>
-          <w:numId w:val="1"/>
-        </w:numPr>
-        <w:rPr>
-          <w:lang w:bidi="ar-LB"/>
-        </w:rPr>
-      </w:pPr>
-      <w:r>
-        <w:rPr>
-          <w:rFonts w:hint="cs"/>
-          <w:rtl/>
-          <w:lang w:bidi="ar-LB"/>
-        </w:rPr>
-        <w:t>تعاملها كان بحزم وإصرار ومن دون أي تأخير. هي لم تُعدّ أمور الدفن، وإنما ما هو للقيامة.</w:t>
-      </w:r>
-    </w:p>
-    <w:p>
-      <w:pPr>
-        <w:pStyle w:val="ListParagraph"/>
-        <w:numPr>
-          <w:ilvl w:val="0"/>
-          <w:numId w:val="1"/>
-        </w:numPr>
-        <w:rPr>
-          <w:lang w:bidi="ar-LB"/>
-        </w:rPr>
-      </w:pPr>
-      <w:r>
-        <w:rPr>
-          <w:rFonts w:hint="cs"/>
-          <w:rtl/>
-          <w:lang w:bidi="ar-LB"/>
-        </w:rPr>
-        <w:t>هي لم تتجاهل مقابلة زوجها في سعيها لطلب النبي. في محنتها هي بقيت حذرة في قراراتها وخاضعة.</w:t>
-      </w:r>
-    </w:p>
-    <w:p>
-      <w:pPr>
-        <w:pStyle w:val="ListParagraph"/>
-        <w:numPr>
-          <w:ilvl w:val="0"/>
-          <w:numId w:val="1"/>
-        </w:numPr>
-        <w:rPr>
-          <w:lang w:bidi="ar-LB"/>
-        </w:rPr>
-      </w:pPr>
-      <w:r>
-        <w:rPr>
-          <w:rFonts w:hint="cs"/>
-          <w:rtl/>
-          <w:lang w:bidi="ar-LB"/>
-        </w:rPr>
-        <w:t>هي لم تُعطِ مجا</w:t>
-      </w:r>
-      <w:r>
-        <w:rPr>
-          <w:rFonts w:hint="cs"/>
-          <w:rtl/>
-          <w:lang w:bidi="ar-LB"/>
-        </w:rPr>
-        <w:t>لاً</w:t>
-      </w:r>
-      <w:r>
-        <w:rPr>
-          <w:rFonts w:hint="cs"/>
-          <w:rtl/>
-          <w:lang w:bidi="ar-LB"/>
-        </w:rPr>
-        <w:t xml:space="preserve"> بأن تتحطم عزيمتها من خلال زوجها الغير مؤمن في ذهابها إلى النبي.</w:t>
-      </w:r>
-    </w:p>
-    <w:p>
-      <w:pPr>
-        <w:pStyle w:val="ListParagraph"/>
-        <w:numPr>
-          <w:ilvl w:val="0"/>
-          <w:numId w:val="1"/>
-        </w:numPr>
-        <w:rPr>
-          <w:lang w:bidi="ar-LB"/>
-        </w:rPr>
-      </w:pPr>
-      <w:r>
-        <w:rPr>
-          <w:rFonts w:hint="cs"/>
-          <w:rtl/>
-          <w:lang w:bidi="ar-LB"/>
-        </w:rPr>
-        <w:t>هي مضت إلى النبي</w:t>
-      </w:r>
-      <w:r>
-        <w:rPr>
-          <w:rFonts w:hint="cs"/>
-          <w:rtl/>
-          <w:lang w:bidi="ar-LB"/>
-        </w:rPr>
-        <w:t xml:space="preserve"> الذي كان الآنية لتسليمها ابنها لأول مرة؛ فهي فعلت ذلك وهي واثقة بأنه سيرده لها ثانية.</w:t>
-      </w:r>
-    </w:p>
-    <w:p>
-      <w:pPr>
-        <w:pStyle w:val="ListParagraph"/>
-        <w:numPr>
-          <w:ilvl w:val="0"/>
-          <w:numId w:val="1"/>
-        </w:numPr>
-        <w:rPr>
-          <w:lang w:bidi="ar-LB"/>
-        </w:rPr>
-      </w:pPr>
-      <w:r>
-        <w:rPr>
-          <w:rFonts w:hint="cs"/>
-          <w:rtl/>
-          <w:lang w:bidi="ar-LB"/>
-        </w:rPr>
-        <w:t>هي فهمت بأن جيحزي لا يمكنه أن يعينها، وإنما</w:t>
-      </w:r>
-      <w:r>
-        <w:rPr>
-          <w:rFonts w:hint="cs"/>
-          <w:rtl/>
-          <w:lang w:bidi="ar-LB"/>
-        </w:rPr>
-        <w:t xml:space="preserve"> مَن سيعينها هو</w:t>
-      </w:r>
-      <w:r>
-        <w:rPr>
-          <w:rFonts w:hint="cs"/>
-          <w:rtl/>
-          <w:lang w:bidi="ar-LB"/>
-        </w:rPr>
-        <w:t xml:space="preserve"> فقط الرجل الذي يمثّل الله.</w:t>
-      </w:r>
-    </w:p>
-    <w:p>
-      <w:pPr>
-        <w:rPr>
-          <w:rtl/>
-          <w:lang w:bidi="ar-LB"/>
-        </w:rPr>
-      </w:pPr>
-      <w:r>
-        <w:rPr>
-          <w:rFonts w:hint="cs"/>
-          <w:rtl/>
-          <w:lang w:bidi="ar-LB"/>
-        </w:rPr>
-        <w:t>والله استجاب لإيمان هذه المرأة: ابنها أُقيم. وقد حدث لها بحسب إيمانها. وهكذا هو الأمر في يومنا أيضًا.</w:t>
-      </w:r>
-    </w:p>
-    <w:p>
-      <w:pPr>
-        <w:rPr>
-          <w:rtl/>
-          <w:lang w:bidi="ar-LB"/>
+        <w:jc w:val="both"/>
+        <w:rPr>
+          <w:rtl/>
         </w:rPr>
       </w:pPr>
     </w:p>
     <w:p>
       <w:pPr>
-        <w:rPr>
-          <w:rtl/>
-          <w:lang w:bidi="ar-LB"/>
+        <w:jc w:val="both"/>
+        <w:rPr>
+          <w:rtl/>
+        </w:rPr>
+      </w:pPr>
+      <w:r>
+        <w:rPr>
+          <w:rtl/>
+        </w:rPr>
+        <w:t>«</w:t>
+      </w:r>
+      <w:r>
+        <w:rPr>
+          <w:rFonts w:ascii="Tahoma" w:hAnsi="Tahoma" w:cs="Tahoma" w:hint="cs"/>
+          <w:rtl/>
+        </w:rPr>
+        <w:t>﻿</w:t>
+      </w:r>
+      <w:r>
+        <w:rPr>
+          <w:rFonts w:hint="cs"/>
+          <w:rtl/>
+        </w:rPr>
+        <w:t>وَالآنَ</w:t>
+      </w:r>
+      <w:r>
+        <w:rPr>
+          <w:rtl/>
+        </w:rPr>
+        <w:t xml:space="preserve"> </w:t>
+      </w:r>
+      <w:r>
+        <w:rPr>
+          <w:rFonts w:hint="cs"/>
+          <w:rtl/>
+        </w:rPr>
+        <w:t>لاَ</w:t>
+      </w:r>
+      <w:r>
+        <w:rPr>
+          <w:rtl/>
+        </w:rPr>
+        <w:t xml:space="preserve"> </w:t>
+      </w:r>
+      <w:r>
+        <w:rPr>
+          <w:rFonts w:hint="cs"/>
+          <w:rtl/>
+        </w:rPr>
+        <w:t>يُرَى</w:t>
+      </w:r>
+      <w:r>
+        <w:rPr>
+          <w:rtl/>
+        </w:rPr>
+        <w:t xml:space="preserve"> </w:t>
+      </w:r>
+      <w:r>
+        <w:rPr>
+          <w:rFonts w:hint="cs"/>
+          <w:rtl/>
+        </w:rPr>
+        <w:t>النُّورُ</w:t>
+      </w:r>
+      <w:r>
+        <w:rPr>
+          <w:rtl/>
+        </w:rPr>
+        <w:t xml:space="preserve"> </w:t>
+      </w:r>
+      <w:r>
+        <w:rPr>
+          <w:rFonts w:hint="cs"/>
+          <w:rtl/>
+        </w:rPr>
+        <w:t>الْبَاهِرُ</w:t>
+      </w:r>
+      <w:r>
+        <w:rPr>
+          <w:rtl/>
+        </w:rPr>
+        <w:t xml:space="preserve"> </w:t>
+      </w:r>
+      <w:r>
+        <w:rPr>
+          <w:rFonts w:hint="cs"/>
+          <w:rtl/>
+        </w:rPr>
+        <w:t>الَّذِي</w:t>
+      </w:r>
+      <w:r>
+        <w:rPr>
+          <w:rtl/>
+        </w:rPr>
+        <w:t xml:space="preserve"> </w:t>
+      </w:r>
+      <w:r>
+        <w:rPr>
+          <w:rFonts w:hint="cs"/>
+          <w:rtl/>
+        </w:rPr>
+        <w:t>هُوَ</w:t>
+      </w:r>
+      <w:r>
+        <w:rPr>
+          <w:rtl/>
+        </w:rPr>
+        <w:t xml:space="preserve"> </w:t>
+      </w:r>
+      <w:r>
+        <w:rPr>
+          <w:rFonts w:hint="cs"/>
+          <w:rtl/>
+        </w:rPr>
+        <w:t>فِي</w:t>
+      </w:r>
+      <w:r>
+        <w:rPr>
+          <w:rtl/>
+        </w:rPr>
+        <w:t xml:space="preserve"> </w:t>
+      </w:r>
+      <w:r>
+        <w:rPr>
+          <w:rFonts w:hint="cs"/>
+          <w:rtl/>
+        </w:rPr>
+        <w:t>الْجَلَدِ،</w:t>
+      </w:r>
+      <w:r>
+        <w:rPr>
+          <w:rtl/>
+        </w:rPr>
+        <w:t xml:space="preserve"> </w:t>
+      </w:r>
+      <w:r>
+        <w:rPr>
+          <w:rFonts w:hint="cs"/>
+          <w:rtl/>
+        </w:rPr>
+        <w:t>ثُمَّ</w:t>
+      </w:r>
+      <w:r>
+        <w:rPr>
+          <w:rtl/>
+        </w:rPr>
+        <w:t xml:space="preserve"> </w:t>
+      </w:r>
+      <w:r>
+        <w:rPr>
+          <w:rFonts w:hint="cs"/>
+          <w:rtl/>
+        </w:rPr>
+        <w:t>تَعْبُرُ</w:t>
+      </w:r>
+      <w:r>
+        <w:rPr>
+          <w:rtl/>
+        </w:rPr>
+        <w:t xml:space="preserve"> </w:t>
+      </w:r>
+      <w:r>
+        <w:rPr>
+          <w:rFonts w:hint="cs"/>
+          <w:rtl/>
+        </w:rPr>
+        <w:t>الرِّيحُ</w:t>
+      </w:r>
+      <w:r>
+        <w:rPr>
+          <w:rtl/>
+        </w:rPr>
+        <w:t xml:space="preserve"> </w:t>
+      </w:r>
+      <w:r>
+        <w:rPr>
+          <w:rFonts w:hint="cs"/>
+          <w:rtl/>
+        </w:rPr>
+        <w:t>فَتُنَقِّيهِ</w:t>
+      </w:r>
+      <w:r>
+        <w:rPr>
+          <w:rtl/>
+        </w:rPr>
+        <w:t xml:space="preserve">.  </w:t>
+      </w:r>
+      <w:r>
+        <w:rPr>
+          <w:rFonts w:ascii="Tahoma" w:hAnsi="Tahoma" w:cs="Tahoma" w:hint="cs"/>
+          <w:rtl/>
+        </w:rPr>
+        <w:t>﻿</w:t>
+      </w:r>
+      <w:r>
+        <w:rPr>
+          <w:rtl/>
+        </w:rPr>
+        <w:t>22</w:t>
+      </w:r>
+      <w:r>
+        <w:rPr>
+          <w:rFonts w:ascii="Tahoma" w:hAnsi="Tahoma" w:cs="Tahoma" w:hint="cs"/>
+          <w:rtl/>
+        </w:rPr>
+        <w:t>﻿</w:t>
+      </w:r>
+      <w:r>
+        <w:rPr>
+          <w:rtl/>
+        </w:rPr>
+        <w:t xml:space="preserve"> </w:t>
+      </w:r>
+      <w:r>
+        <w:rPr>
+          <w:rFonts w:ascii="Tahoma" w:hAnsi="Tahoma" w:cs="Tahoma" w:hint="cs"/>
+          <w:rtl/>
+        </w:rPr>
+        <w:t>﻿</w:t>
+      </w:r>
+      <w:r>
+        <w:rPr>
+          <w:rFonts w:hint="cs"/>
+          <w:rtl/>
+        </w:rPr>
+        <w:t>مِنَ</w:t>
+      </w:r>
+      <w:r>
+        <w:rPr>
+          <w:rtl/>
+        </w:rPr>
+        <w:t xml:space="preserve"> </w:t>
+      </w:r>
+      <w:r>
+        <w:rPr>
+          <w:rFonts w:hint="cs"/>
+          <w:rtl/>
+        </w:rPr>
+        <w:t>الشَّمَالِ</w:t>
+      </w:r>
+      <w:r>
+        <w:rPr>
+          <w:rtl/>
+        </w:rPr>
+        <w:t xml:space="preserve"> </w:t>
+      </w:r>
+      <w:r>
+        <w:rPr>
+          <w:rFonts w:hint="cs"/>
+          <w:rtl/>
+        </w:rPr>
+        <w:t>يَأْتِي</w:t>
+      </w:r>
+      <w:r>
+        <w:rPr>
+          <w:rtl/>
+        </w:rPr>
+        <w:t xml:space="preserve"> </w:t>
+      </w:r>
+      <w:r>
+        <w:rPr>
+          <w:rFonts w:hint="cs"/>
+          <w:rtl/>
+        </w:rPr>
+        <w:t>ذَهَبٌ</w:t>
+      </w:r>
+      <w:r>
+        <w:rPr>
+          <w:rtl/>
+        </w:rPr>
+        <w:t xml:space="preserve">. </w:t>
+      </w:r>
+      <w:r>
+        <w:rPr>
+          <w:rFonts w:hint="cs"/>
+          <w:rtl/>
+        </w:rPr>
+        <w:t>عِنْدَ</w:t>
+      </w:r>
+      <w:r>
+        <w:rPr>
+          <w:rtl/>
+        </w:rPr>
+        <w:t xml:space="preserve"> </w:t>
+      </w:r>
+      <w:r>
+        <w:rPr>
+          <w:rFonts w:hint="cs"/>
+          <w:rtl/>
+        </w:rPr>
+        <w:t>اللهِ</w:t>
+      </w:r>
+      <w:r>
+        <w:rPr>
+          <w:rtl/>
+        </w:rPr>
+        <w:t xml:space="preserve"> </w:t>
+      </w:r>
+      <w:r>
+        <w:rPr>
+          <w:rFonts w:hint="cs"/>
+          <w:rtl/>
+        </w:rPr>
+        <w:t>جَلاَلٌ</w:t>
+      </w:r>
+      <w:r>
+        <w:rPr>
+          <w:rtl/>
+        </w:rPr>
+        <w:t xml:space="preserve"> </w:t>
+      </w:r>
+      <w:r>
+        <w:rPr>
+          <w:rFonts w:hint="cs"/>
+          <w:rtl/>
+        </w:rPr>
+        <w:t>مُرْهِبٌ</w:t>
+      </w:r>
+      <w:r>
+        <w:rPr>
+          <w:rtl/>
+        </w:rPr>
+        <w:t>.</w:t>
+      </w:r>
+      <w:r>
+        <w:rPr>
+          <w:rtl/>
+        </w:rPr>
+        <w:t>» (أيوب 37: 21، 22).</w:t>
+      </w:r>
+    </w:p>
+    <w:p>
+      <w:pPr>
+        <w:jc w:val="both"/>
+        <w:rPr>
+          <w:rtl/>
         </w:rPr>
       </w:pPr>
     </w:p>
     <w:p>
       <w:pPr>
-        <w:rPr>
-          <w:rFonts w:hint="cs"/>
-          <w:lang w:bidi="ar-LB"/>
+        <w:jc w:val="both"/>
+        <w:rPr>
+          <w:rtl/>
         </w:rPr>
       </w:pPr>
+      <w:r>
+        <w:rPr>
+          <w:rtl/>
+        </w:rPr>
+        <w:t>كان أيوب يتمنى لو تعود الأيام السالفة، حين كان</w:t>
+      </w:r>
+      <w:r>
+        <w:rPr>
+          <w:rFonts w:hint="cs"/>
+          <w:rtl/>
+        </w:rPr>
+        <w:t>ت</w:t>
+      </w:r>
+      <w:r>
+        <w:rPr>
+          <w:rtl/>
+        </w:rPr>
+        <w:t xml:space="preserve"> </w:t>
+      </w:r>
+      <w:r>
+        <w:rPr>
+          <w:rFonts w:hint="cs"/>
+          <w:rtl/>
+        </w:rPr>
+        <w:t>منارة</w:t>
+      </w:r>
+      <w:r>
+        <w:rPr>
+          <w:rtl/>
+        </w:rPr>
+        <w:t xml:space="preserve"> الله </w:t>
+      </w:r>
+      <w:r>
+        <w:rPr>
+          <w:rFonts w:hint="cs"/>
+          <w:rtl/>
+        </w:rPr>
+        <w:t>ت</w:t>
+      </w:r>
+      <w:r>
+        <w:rPr>
+          <w:rtl/>
+        </w:rPr>
+        <w:t xml:space="preserve">ضيء </w:t>
+      </w:r>
+      <w:r>
+        <w:rPr>
+          <w:rFonts w:hint="cs"/>
+          <w:rtl/>
+        </w:rPr>
+        <w:t>من فوقه</w:t>
+      </w:r>
+      <w:r>
+        <w:rPr>
+          <w:rtl/>
+        </w:rPr>
+        <w:t>، وكان يسير في نور الله عبر الظلمة (أيوب 29: 2، 3). غير أن حياته قد أظلمت، وصار يطوف حزيناً بلا شمس (أيوب 30: 26، 28). ومع علمه بأن الله بنسمته قادر أن يجعل السماء صحواً وصافية من جديد، إلا أنه لم يستطع أن يستمد من ذلك سوى يقين</w:t>
+      </w:r>
+      <w:r>
+        <w:rPr>
+          <w:rFonts w:hint="cs"/>
+          <w:rtl/>
+        </w:rPr>
+        <w:t>ًا</w:t>
+      </w:r>
+      <w:r>
+        <w:rPr>
+          <w:rtl/>
+        </w:rPr>
+        <w:t xml:space="preserve"> ضئيل (أيوب 26: 13).</w:t>
+      </w:r>
+    </w:p>
+    <w:p>
+      <w:pPr>
+        <w:jc w:val="both"/>
+        <w:rPr>
+          <w:rtl/>
+        </w:rPr>
+      </w:pPr>
+    </w:p>
+    <w:p>
+      <w:pPr>
+        <w:jc w:val="both"/>
+        <w:rPr>
+          <w:rtl/>
+        </w:rPr>
+      </w:pPr>
+      <w:r>
+        <w:rPr>
+          <w:rtl/>
+        </w:rPr>
+        <w:t xml:space="preserve">وفي العدد المذكور أعلاه، يُذكِّر أليهو أيوبَ المُجرَّب بحقيقة سامية وثابتة: حتى خلف السحب الكثيفة، تظل الشمس </w:t>
+      </w:r>
+      <w:r>
+        <w:rPr>
+          <w:rFonts w:hint="cs"/>
+          <w:rtl/>
+        </w:rPr>
+        <w:t>مشعشعة</w:t>
+      </w:r>
+      <w:r>
+        <w:rPr>
+          <w:rtl/>
+        </w:rPr>
+        <w:t xml:space="preserve"> ببهائها. وفي </w:t>
+      </w:r>
+      <w:r>
+        <w:rPr>
+          <w:rFonts w:hint="cs"/>
+          <w:rtl/>
+        </w:rPr>
+        <w:t>وقت غير معلوم</w:t>
+      </w:r>
+      <w:r>
+        <w:rPr>
+          <w:rtl/>
+        </w:rPr>
+        <w:t>، تهب الريح فتطرد السحاب وتجليه (أيوب 37: 9). حينئذ يتوشح الفلك ببريق ذهبي بديع، إذ تشرق الشمس على الغمام المنسحب نحو الشمال. إن الصباح سيبزغ حتماً! وبهذه الكلمات لا يصف أليهو ظاهرة طبيعية فحسب، بل يقدم درساً روحياً عميقاً.</w:t>
+      </w:r>
+    </w:p>
+    <w:p>
+      <w:pPr>
+        <w:jc w:val="both"/>
+        <w:rPr>
+          <w:rtl/>
+        </w:rPr>
+      </w:pPr>
+    </w:p>
+    <w:p>
+      <w:pPr>
+        <w:jc w:val="both"/>
+        <w:rPr>
+          <w:rtl/>
+        </w:rPr>
+      </w:pPr>
+      <w:r>
+        <w:rPr>
+          <w:rtl/>
+        </w:rPr>
+        <w:t>غيوم مظلمة</w:t>
+      </w:r>
+    </w:p>
+    <w:p>
+      <w:pPr>
+        <w:jc w:val="both"/>
+        <w:rPr>
+          <w:rtl/>
+        </w:rPr>
+      </w:pPr>
+      <w:r>
+        <w:rPr>
+          <w:rtl/>
+        </w:rPr>
+        <w:t>قد تتراكم في حياتنا غيوم تحتجب معها شمس حضور الله ومركزه الروحي، فتسلبنا الفرح واليقين. وفي مثل هذه الظروف، يجدر بنا أن ننعش أرواحنا بتذكر أمرين:</w:t>
+      </w:r>
+    </w:p>
+    <w:p>
+      <w:pPr>
+        <w:jc w:val="both"/>
+        <w:rPr>
+          <w:rtl/>
+        </w:rPr>
+      </w:pPr>
+    </w:p>
+    <w:p>
+      <w:pPr>
+        <w:jc w:val="both"/>
+        <w:rPr>
+          <w:rtl/>
+        </w:rPr>
+      </w:pPr>
+      <w:r>
+        <w:rPr>
+          <w:rtl/>
+        </w:rPr>
+        <w:t>• نور مجد الله يضيء باستمرار: قد يتكدر بصَرنا ويظلم في وقت الضيق، لكن محبة الله تثبت دون تغيير. ورحمة الله ودية وثابتة كل اليوم، حتى وإن لم نشعر بها إلا قليلاً في بعض الساعات (مزمور 52: 1). إن الله يبتغي منا أن ننتعش بكلمته مراراً وتكراراً، وأن نتقوى متكلين على نعمته. حينئذ يستطيع الإيمان أن ينفذ ببصره إلى ما وراء غيوم الهموم والتجارب، ليقول مع أيوب: «هوذا يقتلني؛ لا أرجو (بل أنتظر)» (أيوب 13: 15).</w:t>
+      </w:r>
+    </w:p>
+    <w:p>
+      <w:pPr>
+        <w:jc w:val="both"/>
+        <w:rPr>
+          <w:rtl/>
+        </w:rPr>
+      </w:pPr>
+    </w:p>
+    <w:p>
+      <w:pPr>
+        <w:jc w:val="both"/>
+        <w:rPr>
+          <w:rFonts w:hint="cs"/>
+        </w:rPr>
+      </w:pPr>
+      <w:r>
+        <w:rPr>
+          <w:rtl/>
+        </w:rPr>
+        <w:t>• الظلمة لن تدوم إلى الأبد: متى قشع الله الغمام، يُعلن مجده بوضوح. وعندما بلغ أيوب «</w:t>
+      </w:r>
+      <w:r>
+        <w:rPr>
+          <w:rtl/>
+        </w:rPr>
+        <w:t>عَاقِبَةَ الرَّبِّ</w:t>
+      </w:r>
+      <w:r>
+        <w:rPr>
+          <w:rtl/>
+        </w:rPr>
+        <w:t xml:space="preserve">»، وغمره الله ببركاته، استبان جلياً أن الرب «كثير الرحمة ورؤوف» (يعقوب 5: 11). لم يكن هناك ما </w:t>
+      </w:r>
+      <w:r>
+        <w:rPr>
+          <w:rFonts w:hint="cs"/>
+          <w:rtl/>
+        </w:rPr>
+        <w:t>يُظهر</w:t>
+      </w:r>
+      <w:r>
+        <w:rPr>
+          <w:rtl/>
+        </w:rPr>
+        <w:t xml:space="preserve"> ذلك حين كان أيوب جالساً على الرماد منكسراً تحت وطأة الألم. ولكن من خلال أيوب الذي تعزى وتبارك، اتضح أن الله لا يذل ولا يحزن بني البشر من قلبه (أيوب 42؛ مراثي 3: 33). وهذا ما يعلنه الله أيضاً في أيامنا هذه متى أنهى ظلمة الامتحان والتأديب؛ وهو ما سنعاينه بكل كمال عند مجيء ربنا يسوع تبارك اسمه.</w:t>
+      </w:r>
     </w:p>
     <w:sectPr>
       <w:pgSz w:w="11906" w:h="16838"/>
-      <w:pgMar w:top="1440" w:right="1440" w:bottom="1440" w:left="1440" w:header="708" w:footer="708" w:gutter="0"/>
+      <w:pgMar w:top="1440" w:right="1800" w:bottom="1440" w:left="1800" w:header="708" w:footer="708" w:gutter="0"/>
       <w:cols w:space="708"/>
+      <w:bidi/>
+      <w:rtlGutter/>
       <w:docGrid w:linePitch="360"/>
     </w:sectPr>
   </w:body>
 </w:document>
 </file>
 
-<file path=word/numbering.xml><?xml version="1.0" encoding="utf-8"?>
-<w:numbering xmlns:wpc="http://schemas.microsoft.com/office/word/2010/wordprocessingCanvas" xmlns:cx="http://schemas.microsoft.com/office/drawing/2014/chartex" xmlns:cx1="http://schemas.microsoft.com/office/drawing/2015/9/8/chartex" xmlns:cx2="http://schemas.microsoft.com/office/drawing/2015/10/21/chartex" xmlns:cx3="http://schemas.microsoft.com/office/drawing/2016/5/9/chartex" xmlns:cx4="http://schemas.microsoft.com/office/drawing/2016/5/10/chartex" xmlns:cx5="http://schemas.microsoft.com/office/drawing/2016/5/11/chartex" xmlns:cx6="http://schemas.microsoft.com/office/drawing/2016/5/12/chartex" xmlns:cx7="http://schemas.microsoft.com/office/drawing/2016/5/13/chartex" xmlns:cx8="http://schemas.microsoft.com/office/drawing/2016/5/14/chartex" xmlns:mc="http://schemas.openxmlformats.org/markup-compatibility/2006" xmlns:aink="http://schemas.microsoft.com/office/drawing/2016/ink" xmlns:am3d="http://schemas.microsoft.com/office/drawing/2017/model3d" xmlns:o="urn:schemas-microsoft-com:office:office" xmlns:oel="http://schemas.microsoft.com/office/2019/extlst" xmlns:r="http://schemas.openxmlformats.org/officeDocument/2006/relationships" xmlns:m="http://schemas.openxmlformats.org/officeDocument/2006/math" xmlns:v="urn:schemas-microsoft-com:vml" xmlns:wp14="http://schemas.microsoft.com/office/word/2010/wordprocessingDrawing" xmlns:wp="http://schemas.openxmlformats.org/drawingml/2006/wordprocessingDrawing" xmlns:w10="urn:schemas-microsoft-com:office:word" xmlns:w="http://schemas.openxmlformats.org/wordprocessingml/2006/main" xmlns:w14="http://schemas.microsoft.com/office/word/2010/wordml" xmlns:w15="http://schemas.microsoft.com/office/word/2012/wordml" xmlns:w16cex="http://schemas.microsoft.com/office/word/2018/wordml/cex" xmlns:w16cid="http://schemas.microsoft.com/office/word/2016/wordml/cid" xmlns:w16="http://schemas.microsoft.com/office/word/2018/wordml" xmlns:w16sdtdh="http://schemas.microsoft.com/office/word/2020/wordml/sdtdatahash" xmlns:w16se="http://schemas.microsoft.com/office/word/2015/wordml/symex" xmlns:wpg="http://schemas.microsoft.com/office/word/2010/wordprocessingGroup" xmlns:wpi="http://schemas.microsoft.com/office/word/2010/wordprocessingInk" xmlns:wne="http://schemas.microsoft.com/office/word/2006/wordml" xmlns:wps="http://schemas.microsoft.com/office/word/2010/wordprocessingShape" mc:Ignorable="w14 w15 w16se w16cid w16 w16cex w16sdtdh wp14">
-  <w:abstractNum w:abstractNumId="0" w15:restartNumberingAfterBreak="0">
-    <w:nsid w:val="35984B13"/>
-    <w:multiLevelType w:val="hybridMultilevel"/>
-    <w:tmpl w:val="F4864D7A"/>
-    <w:lvl w:ilvl="0" w:tplc="5EC4DCB0">
-      <w:start w:val="2"/>
-      <w:numFmt w:val="bullet"/>
-      <w:lvlText w:val=""/>
-      <w:lvlJc w:val="left"/>
-      <w:pPr>
-        <w:ind w:left="720" w:hanging="360"/>
-      </w:pPr>
-      <w:rPr>
-        <w:rFonts w:ascii="Symbol" w:eastAsiaTheme="minorHAnsi" w:hAnsi="Symbol" w:cs="Sakkal Majalla" w:hint="default"/>
-      </w:rPr>
-    </w:lvl>
-    <w:lvl w:ilvl="1" w:tplc="04090003" w:tentative="1">
-      <w:start w:val="1"/>
-      <w:numFmt w:val="bullet"/>
-      <w:lvlText w:val="o"/>
-      <w:lvlJc w:val="left"/>
-      <w:pPr>
-        <w:ind w:left="1440" w:hanging="360"/>
-      </w:pPr>
-      <w:rPr>
-        <w:rFonts w:ascii="Courier New" w:hAnsi="Courier New" w:cs="Courier New" w:hint="default"/>
-      </w:rPr>
-    </w:lvl>
-    <w:lvl w:ilvl="2" w:tplc="04090005" w:tentative="1">
-      <w:start w:val="1"/>
-      <w:numFmt w:val="bullet"/>
-      <w:lvlText w:val=""/>
-      <w:lvlJc w:val="left"/>
-      <w:pPr>
-        <w:ind w:left="2160" w:hanging="360"/>
-      </w:pPr>
-      <w:rPr>
-        <w:rFonts w:ascii="Wingdings" w:hAnsi="Wingdings" w:hint="default"/>
-      </w:rPr>
-    </w:lvl>
-    <w:lvl w:ilvl="3" w:tplc="04090001" w:tentative="1">
-      <w:start w:val="1"/>
-      <w:numFmt w:val="bullet"/>
-      <w:lvlText w:val=""/>
-      <w:lvlJc w:val="left"/>
-      <w:pPr>
-        <w:ind w:left="2880" w:hanging="360"/>
-      </w:pPr>
-      <w:rPr>
-        <w:rFonts w:ascii="Symbol" w:hAnsi="Symbol" w:hint="default"/>
-      </w:rPr>
-    </w:lvl>
-    <w:lvl w:ilvl="4" w:tplc="04090003" w:tentative="1">
-      <w:start w:val="1"/>
-      <w:numFmt w:val="bullet"/>
-      <w:lvlText w:val="o"/>
-      <w:lvlJc w:val="left"/>
-      <w:pPr>
-        <w:ind w:left="3600" w:hanging="360"/>
-      </w:pPr>
-      <w:rPr>
-        <w:rFonts w:ascii="Courier New" w:hAnsi="Courier New" w:cs="Courier New" w:hint="default"/>
-      </w:rPr>
-    </w:lvl>
-    <w:lvl w:ilvl="5" w:tplc="04090005" w:tentative="1">
-      <w:start w:val="1"/>
-      <w:numFmt w:val="bullet"/>
-      <w:lvlText w:val=""/>
-      <w:lvlJc w:val="left"/>
-      <w:pPr>
-        <w:ind w:left="4320" w:hanging="360"/>
-      </w:pPr>
-      <w:rPr>
-        <w:rFonts w:ascii="Wingdings" w:hAnsi="Wingdings" w:hint="default"/>
-      </w:rPr>
-    </w:lvl>
-    <w:lvl w:ilvl="6" w:tplc="04090001" w:tentative="1">
-      <w:start w:val="1"/>
-      <w:numFmt w:val="bullet"/>
-      <w:lvlText w:val=""/>
-      <w:lvlJc w:val="left"/>
-      <w:pPr>
-        <w:ind w:left="5040" w:hanging="360"/>
-      </w:pPr>
-      <w:rPr>
-        <w:rFonts w:ascii="Symbol" w:hAnsi="Symbol" w:hint="default"/>
-      </w:rPr>
-    </w:lvl>
-    <w:lvl w:ilvl="7" w:tplc="04090003" w:tentative="1">
-      <w:start w:val="1"/>
-      <w:numFmt w:val="bullet"/>
-      <w:lvlText w:val="o"/>
-      <w:lvlJc w:val="left"/>
-      <w:pPr>
-        <w:ind w:left="5760" w:hanging="360"/>
-      </w:pPr>
-      <w:rPr>
-        <w:rFonts w:ascii="Courier New" w:hAnsi="Courier New" w:cs="Courier New" w:hint="default"/>
-      </w:rPr>
-    </w:lvl>
-    <w:lvl w:ilvl="8" w:tplc="04090005" w:tentative="1">
-      <w:start w:val="1"/>
-      <w:numFmt w:val="bullet"/>
-      <w:lvlText w:val=""/>
-      <w:lvlJc w:val="left"/>
-      <w:pPr>
-        <w:ind w:left="6480" w:hanging="360"/>
-      </w:pPr>
-      <w:rPr>
-        <w:rFonts w:ascii="Wingdings" w:hAnsi="Wingdings" w:hint="default"/>
-      </w:rPr>
-    </w:lvl>
-  </w:abstractNum>
-  <w:num w:numId="1" w16cid:durableId="1670402321">
-    <w:abstractNumId w:val="0"/>
-  </w:num>
-</w:numbering>
-</file>
-
 <file path=word/styles.xml><?xml version="1.0" encoding="utf-8"?>
-<w:styles xmlns:mc="http://schemas.openxmlformats.org/markup-compatibility/2006" xmlns:r="http://schemas.openxmlformats.org/officeDocument/2006/relationships" xmlns:w="http://schemas.openxmlformats.org/wordprocessingml/2006/main" xmlns:w14="http://schemas.microsoft.com/office/word/2010/wordml" xmlns:w15="http://schemas.microsoft.com/office/word/2012/wordml" xmlns:w16cex="http://schemas.microsoft.com/office/word/2018/wordml/cex" xmlns:w16cid="http://schemas.microsoft.com/office/word/2016/wordml/cid" xmlns:w16="http://schemas.microsoft.com/office/word/2018/wordml" xmlns:w16sdtdh="http://schemas.microsoft.com/office/word/2020/wordml/sdtdatahash" xmlns:w16se="http://schemas.microsoft.com/office/word/2015/wordml/symex" mc:Ignorable="w14 w15 w16se w16cid w16 w16cex w16sdtdh">
+<w:styles xmlns:mc="http://schemas.openxmlformats.org/markup-compatibility/2006" xmlns:r="http://schemas.openxmlformats.org/officeDocument/2006/relationships" xmlns:w="http://schemas.openxmlformats.org/wordprocessingml/2006/main" xmlns:w14="http://schemas.microsoft.com/office/word/2010/wordml" xmlns:w15="http://schemas.microsoft.com/office/word/2012/wordml" xmlns:w16cex="http://schemas.microsoft.com/office/word/2018/wordml/cex" xmlns:w16cid="http://schemas.microsoft.com/office/word/2016/wordml/cid" xmlns:w16="http://schemas.microsoft.com/office/word/2018/wordml" xmlns:w16du="http://schemas.microsoft.com/office/word/2023/wordml/word16du" xmlns:w16sdtdh="http://schemas.microsoft.com/office/word/2020/wordml/sdtdatahash" xmlns:w16sdtfl="http://schemas.microsoft.com/office/word/2024/wordml/sdtformatlock" xmlns:w16se="http://schemas.microsoft.com/office/word/2015/wordml/symex" mc:Ignorable="w14 w15 w16se w16cid w16 w16cex w16sdtdh w16sdtfl w16du">
   <w:docDefaults>
     <w:rPrDefault>
       <w:rPr>
         <w:rFonts w:ascii="Sakkal Majalla" w:eastAsiaTheme="minorHAnsi" w:hAnsi="Sakkal Majalla" w:cs="Sakkal Majalla"/>
         <w:sz w:val="28"/>
         <w:szCs w:val="28"/>
-        <w:lang w:val="en-US" w:eastAsia="en-US" w:bidi="ar-SA"/>
+        <w:lang w:val="en-US" w:eastAsia="en-US" w:bidi="he-IL"/>
         <w14:ligatures w14:val="standardContextual"/>
       </w:rPr>
     </w:rPrDefault>
     <w:pPrDefault>
       <w:pPr>
-        <w:bidi/>
-        <w:spacing w:after="160" w:line="259" w:lineRule="auto"/>
-        <w:jc w:val="both"/>
+        <w:spacing w:after="160" w:line="278" w:lineRule="auto"/>
       </w:pPr>
     </w:pPrDefault>
   </w:docDefaults>
@@ -833,6 +1031,12 @@
   <w:style w:type="paragraph" w:default="1" w:styleId="Normal">
     <w:name w:val="Normal"/>
     <w:qFormat/>
+    <w:pPr>
+      <w:bidi/>
+    </w:pPr>
+    <w:rPr>
+      <w:lang w:bidi="ar-EG"/>
+    </w:rPr>
   </w:style>
   <w:style w:type="paragraph" w:styleId="Heading1">
     <w:name w:val="heading 1"/>
@@ -841,7 +1045,7 @@
     <w:link w:val="Heading1Char"/>
     <w:uiPriority w:val="9"/>
     <w:qFormat/>
-    <w:rsid w:val="00EB39BE"/>
+    <w:rsid w:val="006A14B7"/>
     <w:pPr>
       <w:keepNext/>
       <w:keepLines/>
@@ -864,7 +1068,7 @@
     <w:semiHidden/>
     <w:unhideWhenUsed/>
     <w:qFormat/>
-    <w:rsid w:val="00EB39BE"/>
+    <w:rsid w:val="006A14B7"/>
     <w:pPr>
       <w:keepNext/>
       <w:keepLines/>
@@ -887,7 +1091,7 @@
     <w:semiHidden/>
     <w:unhideWhenUsed/>
     <w:qFormat/>
-    <w:rsid w:val="00EB39BE"/>
+    <w:rsid w:val="006A14B7"/>
     <w:pPr>
       <w:keepNext/>
       <w:keepLines/>
@@ -908,7 +1112,7 @@
     <w:semiHidden/>
     <w:unhideWhenUsed/>
     <w:qFormat/>
-    <w:rsid w:val="00EB39BE"/>
+    <w:rsid w:val="006A14B7"/>
     <w:pPr>
       <w:keepNext/>
       <w:keepLines/>
@@ -931,7 +1135,7 @@
     <w:semiHidden/>
     <w:unhideWhenUsed/>
     <w:qFormat/>
-    <w:rsid w:val="00EB39BE"/>
+    <w:rsid w:val="006A14B7"/>
     <w:pPr>
       <w:keepNext/>
       <w:keepLines/>
@@ -952,7 +1156,7 @@
     <w:semiHidden/>
     <w:unhideWhenUsed/>
     <w:qFormat/>
-    <w:rsid w:val="00EB39BE"/>
+    <w:rsid w:val="006A14B7"/>
     <w:pPr>
       <w:keepNext/>
       <w:keepLines/>
@@ -975,7 +1179,7 @@
     <w:semiHidden/>
     <w:unhideWhenUsed/>
     <w:qFormat/>
-    <w:rsid w:val="00EB39BE"/>
+    <w:rsid w:val="006A14B7"/>
     <w:pPr>
       <w:keepNext/>
       <w:keepLines/>
@@ -996,7 +1200,7 @@
     <w:semiHidden/>
     <w:unhideWhenUsed/>
     <w:qFormat/>
-    <w:rsid w:val="00EB39BE"/>
+    <w:rsid w:val="006A14B7"/>
     <w:pPr>
       <w:keepNext/>
       <w:keepLines/>
@@ -1019,7 +1223,7 @@
     <w:semiHidden/>
     <w:unhideWhenUsed/>
     <w:qFormat/>
-    <w:rsid w:val="00EB39BE"/>
+    <w:rsid w:val="006A14B7"/>
     <w:pPr>
       <w:keepNext/>
       <w:keepLines/>
@@ -1063,12 +1267,13 @@
     <w:basedOn w:val="DefaultParagraphFont"/>
     <w:link w:val="Heading1"/>
     <w:uiPriority w:val="9"/>
-    <w:rsid w:val="00EB39BE"/>
+    <w:rsid w:val="006A14B7"/>
     <w:rPr>
       <w:rFonts w:asciiTheme="majorHAnsi" w:eastAsiaTheme="majorEastAsia" w:hAnsiTheme="majorHAnsi" w:cstheme="majorBidi"/>
       <w:color w:val="0F4761" w:themeColor="accent1" w:themeShade="BF"/>
       <w:sz w:val="40"/>
       <w:szCs w:val="40"/>
+      <w:lang w:bidi="ar-EG"/>
     </w:rPr>
   </w:style>
   <w:style w:type="character" w:customStyle="1" w:styleId="Heading2Char">
@@ -1077,12 +1282,13 @@
     <w:link w:val="Heading2"/>
     <w:uiPriority w:val="9"/>
     <w:semiHidden/>
-    <w:rsid w:val="00EB39BE"/>
+    <w:rsid w:val="006A14B7"/>
     <w:rPr>
       <w:rFonts w:asciiTheme="majorHAnsi" w:eastAsiaTheme="majorEastAsia" w:hAnsiTheme="majorHAnsi" w:cstheme="majorBidi"/>
       <w:color w:val="0F4761" w:themeColor="accent1" w:themeShade="BF"/>
       <w:sz w:val="32"/>
       <w:szCs w:val="32"/>
+      <w:lang w:bidi="ar-EG"/>
     </w:rPr>
   </w:style>
   <w:style w:type="character" w:customStyle="1" w:styleId="Heading3Char">
@@ -1091,10 +1297,11 @@
     <w:link w:val="Heading3"/>
     <w:uiPriority w:val="9"/>
     <w:semiHidden/>
-    <w:rsid w:val="00EB39BE"/>
+    <w:rsid w:val="006A14B7"/>
     <w:rPr>
       <w:rFonts w:asciiTheme="minorHAnsi" w:eastAsiaTheme="majorEastAsia" w:hAnsiTheme="minorHAnsi" w:cstheme="majorBidi"/>
       <w:color w:val="0F4761" w:themeColor="accent1" w:themeShade="BF"/>
+      <w:lang w:bidi="ar-EG"/>
     </w:rPr>
   </w:style>
   <w:style w:type="character" w:customStyle="1" w:styleId="Heading4Char">
@@ -1103,12 +1310,13 @@
     <w:link w:val="Heading4"/>
     <w:uiPriority w:val="9"/>
     <w:semiHidden/>
-    <w:rsid w:val="00EB39BE"/>
+    <w:rsid w:val="006A14B7"/>
     <w:rPr>
       <w:rFonts w:asciiTheme="minorHAnsi" w:eastAsiaTheme="majorEastAsia" w:hAnsiTheme="minorHAnsi" w:cstheme="majorBidi"/>
       <w:i/>
       <w:iCs/>
       <w:color w:val="0F4761" w:themeColor="accent1" w:themeShade="BF"/>
+      <w:lang w:bidi="ar-EG"/>
     </w:rPr>
   </w:style>
   <w:style w:type="character" w:customStyle="1" w:styleId="Heading5Char">
@@ -1117,10 +1325,11 @@
     <w:link w:val="Heading5"/>
     <w:uiPriority w:val="9"/>
     <w:semiHidden/>
-    <w:rsid w:val="00EB39BE"/>
+    <w:rsid w:val="006A14B7"/>
     <w:rPr>
       <w:rFonts w:asciiTheme="minorHAnsi" w:eastAsiaTheme="majorEastAsia" w:hAnsiTheme="minorHAnsi" w:cstheme="majorBidi"/>
       <w:color w:val="0F4761" w:themeColor="accent1" w:themeShade="BF"/>
+      <w:lang w:bidi="ar-EG"/>
     </w:rPr>
   </w:style>
   <w:style w:type="character" w:customStyle="1" w:styleId="Heading6Char">
@@ -1129,12 +1338,13 @@
     <w:link w:val="Heading6"/>
     <w:uiPriority w:val="9"/>
     <w:semiHidden/>
-    <w:rsid w:val="00EB39BE"/>
+    <w:rsid w:val="006A14B7"/>
     <w:rPr>
       <w:rFonts w:asciiTheme="minorHAnsi" w:eastAsiaTheme="majorEastAsia" w:hAnsiTheme="minorHAnsi" w:cstheme="majorBidi"/>
       <w:i/>
       <w:iCs/>
       <w:color w:val="595959" w:themeColor="text1" w:themeTint="A6"/>
+      <w:lang w:bidi="ar-EG"/>
     </w:rPr>
   </w:style>
   <w:style w:type="character" w:customStyle="1" w:styleId="Heading7Char">
@@ -1143,10 +1353,11 @@
     <w:link w:val="Heading7"/>
     <w:uiPriority w:val="9"/>
     <w:semiHidden/>
-    <w:rsid w:val="00EB39BE"/>
+    <w:rsid w:val="006A14B7"/>
     <w:rPr>
       <w:rFonts w:asciiTheme="minorHAnsi" w:eastAsiaTheme="majorEastAsia" w:hAnsiTheme="minorHAnsi" w:cstheme="majorBidi"/>
       <w:color w:val="595959" w:themeColor="text1" w:themeTint="A6"/>
+      <w:lang w:bidi="ar-EG"/>
     </w:rPr>
   </w:style>
   <w:style w:type="character" w:customStyle="1" w:styleId="Heading8Char">
@@ -1155,12 +1366,13 @@
     <w:link w:val="Heading8"/>
     <w:uiPriority w:val="9"/>
     <w:semiHidden/>
-    <w:rsid w:val="00EB39BE"/>
+    <w:rsid w:val="006A14B7"/>
     <w:rPr>
       <w:rFonts w:asciiTheme="minorHAnsi" w:eastAsiaTheme="majorEastAsia" w:hAnsiTheme="minorHAnsi" w:cstheme="majorBidi"/>
       <w:i/>
       <w:iCs/>
       <w:color w:val="272727" w:themeColor="text1" w:themeTint="D8"/>
+      <w:lang w:bidi="ar-EG"/>
     </w:rPr>
   </w:style>
   <w:style w:type="character" w:customStyle="1" w:styleId="Heading9Char">
@@ -1169,10 +1381,11 @@
     <w:link w:val="Heading9"/>
     <w:uiPriority w:val="9"/>
     <w:semiHidden/>
-    <w:rsid w:val="00EB39BE"/>
+    <w:rsid w:val="006A14B7"/>
     <w:rPr>
       <w:rFonts w:asciiTheme="minorHAnsi" w:eastAsiaTheme="majorEastAsia" w:hAnsiTheme="minorHAnsi" w:cstheme="majorBidi"/>
       <w:color w:val="272727" w:themeColor="text1" w:themeTint="D8"/>
+      <w:lang w:bidi="ar-EG"/>
     </w:rPr>
   </w:style>
   <w:style w:type="paragraph" w:styleId="Title">
@@ -1182,7 +1395,7 @@
     <w:link w:val="TitleChar"/>
     <w:uiPriority w:val="10"/>
     <w:qFormat/>
-    <w:rsid w:val="00EB39BE"/>
+    <w:rsid w:val="006A14B7"/>
     <w:pPr>
       <w:spacing w:after="80" w:line="240" w:lineRule="auto"/>
       <w:contextualSpacing/>
@@ -1200,13 +1413,14 @@
     <w:basedOn w:val="DefaultParagraphFont"/>
     <w:link w:val="Title"/>
     <w:uiPriority w:val="10"/>
-    <w:rsid w:val="00EB39BE"/>
+    <w:rsid w:val="006A14B7"/>
     <w:rPr>
       <w:rFonts w:asciiTheme="majorHAnsi" w:eastAsiaTheme="majorEastAsia" w:hAnsiTheme="majorHAnsi" w:cstheme="majorBidi"/>
       <w:spacing w:val="-10"/>
       <w:kern w:val="28"/>
       <w:sz w:val="56"/>
       <w:szCs w:val="56"/>
+      <w:lang w:bidi="ar-EG"/>
     </w:rPr>
   </w:style>
   <w:style w:type="paragraph" w:styleId="Subtitle">
@@ -1216,7 +1430,7 @@
     <w:link w:val="SubtitleChar"/>
     <w:uiPriority w:val="11"/>
     <w:qFormat/>
-    <w:rsid w:val="00EB39BE"/>
+    <w:rsid w:val="006A14B7"/>
     <w:pPr>
       <w:numPr>
         <w:ilvl w:val="1"/>
@@ -1233,11 +1447,12 @@
     <w:basedOn w:val="DefaultParagraphFont"/>
     <w:link w:val="Subtitle"/>
     <w:uiPriority w:val="11"/>
-    <w:rsid w:val="00EB39BE"/>
+    <w:rsid w:val="006A14B7"/>
     <w:rPr>
       <w:rFonts w:asciiTheme="minorHAnsi" w:eastAsiaTheme="majorEastAsia" w:hAnsiTheme="minorHAnsi" w:cstheme="majorBidi"/>
       <w:color w:val="595959" w:themeColor="text1" w:themeTint="A6"/>
       <w:spacing w:val="15"/>
+      <w:lang w:bidi="ar-EG"/>
     </w:rPr>
   </w:style>
   <w:style w:type="paragraph" w:styleId="Quote">
@@ -1247,7 +1462,7 @@
     <w:link w:val="QuoteChar"/>
     <w:uiPriority w:val="29"/>
     <w:qFormat/>
-    <w:rsid w:val="00EB39BE"/>
+    <w:rsid w:val="006A14B7"/>
     <w:pPr>
       <w:spacing w:before="160"/>
       <w:jc w:val="center"/>
@@ -1263,11 +1478,12 @@
     <w:basedOn w:val="DefaultParagraphFont"/>
     <w:link w:val="Quote"/>
     <w:uiPriority w:val="29"/>
-    <w:rsid w:val="00EB39BE"/>
+    <w:rsid w:val="006A14B7"/>
     <w:rPr>
       <w:i/>
       <w:iCs/>
       <w:color w:val="404040" w:themeColor="text1" w:themeTint="BF"/>
+      <w:lang w:bidi="ar-EG"/>
     </w:rPr>
   </w:style>
   <w:style w:type="paragraph" w:styleId="ListParagraph">
@@ -1275,7 +1491,7 @@
     <w:basedOn w:val="Normal"/>
     <w:uiPriority w:val="34"/>
     <w:qFormat/>
-    <w:rsid w:val="00EB39BE"/>
+    <w:rsid w:val="006A14B7"/>
     <w:pPr>
       <w:ind w:left="720"/>
       <w:contextualSpacing/>
@@ -1286,7 +1502,7 @@
     <w:basedOn w:val="DefaultParagraphFont"/>
     <w:uiPriority w:val="21"/>
     <w:qFormat/>
-    <w:rsid w:val="00EB39BE"/>
+    <w:rsid w:val="006A14B7"/>
     <w:rPr>
       <w:i/>
       <w:iCs/>
@@ -1300,7 +1516,7 @@
     <w:link w:val="IntenseQuoteChar"/>
     <w:uiPriority w:val="30"/>
     <w:qFormat/>
-    <w:rsid w:val="00EB39BE"/>
+    <w:rsid w:val="006A14B7"/>
     <w:pPr>
       <w:pBdr>
         <w:top w:val="single" w:sz="4" w:space="10" w:color="0F4761" w:themeColor="accent1" w:themeShade="BF"/>
@@ -1321,11 +1537,12 @@
     <w:basedOn w:val="DefaultParagraphFont"/>
     <w:link w:val="IntenseQuote"/>
     <w:uiPriority w:val="30"/>
-    <w:rsid w:val="00EB39BE"/>
+    <w:rsid w:val="006A14B7"/>
     <w:rPr>
       <w:i/>
       <w:iCs/>
       <w:color w:val="0F4761" w:themeColor="accent1" w:themeShade="BF"/>
+      <w:lang w:bidi="ar-EG"/>
     </w:rPr>
   </w:style>
   <w:style w:type="character" w:styleId="IntenseReference">
@@ -1333,36 +1550,13 @@
     <w:basedOn w:val="DefaultParagraphFont"/>
     <w:uiPriority w:val="32"/>
     <w:qFormat/>
-    <w:rsid w:val="00EB39BE"/>
+    <w:rsid w:val="006A14B7"/>
     <w:rPr>
       <w:b/>
       <w:bCs/>
       <w:smallCaps/>
       <w:color w:val="0F4761" w:themeColor="accent1" w:themeShade="BF"/>
       <w:spacing w:val="5"/>
-    </w:rPr>
-  </w:style>
-  <w:style w:type="character" w:styleId="Hyperlink">
-    <w:name w:val="Hyperlink"/>
-    <w:basedOn w:val="DefaultParagraphFont"/>
-    <w:uiPriority w:val="99"/>
-    <w:unhideWhenUsed/>
-    <w:rsid w:val="007743F7"/>
-    <w:rPr>
-      <w:color w:val="467886" w:themeColor="hyperlink"/>
-      <w:u w:val="single"/>
-    </w:rPr>
-  </w:style>
-  <w:style w:type="character" w:styleId="UnresolvedMention">
-    <w:name w:val="Unresolved Mention"/>
-    <w:basedOn w:val="DefaultParagraphFont"/>
-    <w:uiPriority w:val="99"/>
-    <w:semiHidden/>
-    <w:unhideWhenUsed/>
-    <w:rsid w:val="007743F7"/>
-    <w:rPr>
-      <w:color w:val="605E5C"/>
-      <w:shd w:val="clear" w:color="auto" w:fill="E1DFDD"/>
     </w:rPr>
   </w:style>
 </w:styles>
@@ -1466,7 +1660,7 @@
         <a:latin typeface="Aptos" panose="02110004020202020204"/>
         <a:ea typeface=""/>
         <a:cs typeface=""/>
-        <a:font script="Jpan" typeface="游ゴシック"/>
+        <a:font script="Jpan" typeface="游明朝"/>
         <a:font script="Hang" typeface="맑은 고딕"/>
         <a:font script="Hans" typeface="等线"/>
         <a:font script="Hant" typeface="新細明體"/>
@@ -1574,13 +1768,6 @@
         </a:gradFill>
       </a:fillStyleLst>
       <a:lnStyleLst>
-        <a:ln w="6350" cap="flat" cmpd="sng" algn="ctr">
-          <a:solidFill>
-            <a:schemeClr val="phClr"/>
-          </a:solidFill>
-          <a:prstDash val="solid"/>
-          <a:miter lim="800000"/>
-        </a:ln>
         <a:ln w="12700" cap="flat" cmpd="sng" algn="ctr">
           <a:solidFill>
             <a:schemeClr val="phClr"/>
@@ -1589,6 +1776,13 @@
           <a:miter lim="800000"/>
         </a:ln>
         <a:ln w="19050" cap="flat" cmpd="sng" algn="ctr">
+          <a:solidFill>
+            <a:schemeClr val="phClr"/>
+          </a:solidFill>
+          <a:prstDash val="solid"/>
+          <a:miter lim="800000"/>
+        </a:ln>
+        <a:ln w="25400" cap="flat" cmpd="sng" algn="ctr">
           <a:solidFill>
             <a:schemeClr val="phClr"/>
           </a:solidFill>
@@ -1653,11 +1847,31 @@
       </a:bgFillStyleLst>
     </a:fmtScheme>
   </a:themeElements>
-  <a:objectDefaults/>
+  <a:objectDefaults>
+    <a:lnDef>
+      <a:spPr/>
+      <a:bodyPr/>
+      <a:lstStyle/>
+      <a:style>
+        <a:lnRef idx="2">
+          <a:schemeClr val="accent1"/>
+        </a:lnRef>
+        <a:fillRef idx="0">
+          <a:schemeClr val="accent1"/>
+        </a:fillRef>
+        <a:effectRef idx="1">
+          <a:schemeClr val="accent1"/>
+        </a:effectRef>
+        <a:fontRef idx="minor">
+          <a:schemeClr val="tx1"/>
+        </a:fontRef>
+      </a:style>
+    </a:lnDef>
+  </a:objectDefaults>
   <a:extraClrSchemeLst/>
   <a:extLst>
     <a:ext uri="{05A4C25C-085E-4340-85A3-A5531E510DB2}">
-      <thm15:themeFamily xmlns:thm15="http://schemas.microsoft.com/office/thememl/2012/main" name="Office Theme" id="{62F939B6-93AF-4DB8-9C6B-D6C7DFDC589F}" vid="{4A3C46E8-61CC-4603-A589-7422A47A8E4A}"/>
+      <thm15:themeFamily xmlns:thm15="http://schemas.microsoft.com/office/thememl/2012/main" name="Office Theme" id="{2E142A2C-CD16-42D6-873A-C26D2A0506FA}" vid="{1BDDFF52-6CD6-40A5-AB3C-68EB2F1E4D0A}"/>
     </a:ext>
   </a:extLst>
 </a:theme>

--- a/docs/downloads/gerrid-setzer/تم/doc_0176.docx
+++ b/docs/downloads/gerrid-setzer/تم/doc_0176.docx
@@ -1,652 +1,454 @@
 
 <file path=word/document.xml><?xml version="1.0" encoding="utf-8"?>
-<w:document xmlns:wpc="http://schemas.microsoft.com/office/word/2010/wordprocessingCanvas" xmlns:cx="http://schemas.microsoft.com/office/drawing/2014/chartex" xmlns:cx1="http://schemas.microsoft.com/office/drawing/2015/9/8/chartex" xmlns:cx2="http://schemas.microsoft.com/office/drawing/2015/10/21/chartex" xmlns:cx3="http://schemas.microsoft.com/office/drawing/2016/5/9/chartex" xmlns:cx4="http://schemas.microsoft.com/office/drawing/2016/5/10/chartex" xmlns:cx5="http://schemas.microsoft.com/office/drawing/2016/5/11/chartex" xmlns:cx6="http://schemas.microsoft.com/office/drawing/2016/5/12/chartex" xmlns:cx7="http://schemas.microsoft.com/office/drawing/2016/5/13/chartex" xmlns:cx8="http://schemas.microsoft.com/office/drawing/2016/5/14/chartex" xmlns:mc="http://schemas.openxmlformats.org/markup-compatibility/2006" xmlns:aink="http://schemas.microsoft.com/office/drawing/2016/ink" xmlns:am3d="http://schemas.microsoft.com/office/drawing/2017/model3d" xmlns:o="urn:schemas-microsoft-com:office:office" xmlns:oel="http://schemas.microsoft.com/office/2019/extlst" xmlns:r="http://schemas.openxmlformats.org/officeDocument/2006/relationships" xmlns:m="http://schemas.openxmlformats.org/officeDocument/2006/math" xmlns:v="urn:schemas-microsoft-com:vml" xmlns:wp14="http://schemas.microsoft.com/office/word/2010/wordprocessingDrawing" xmlns:wp="http://schemas.openxmlformats.org/drawingml/2006/wordprocessingDrawing" xmlns:w10="urn:schemas-microsoft-com:office:word" xmlns:w="http://schemas.openxmlformats.org/wordprocessingml/2006/main" xmlns:w14="http://schemas.microsoft.com/office/word/2010/wordml" xmlns:w15="http://schemas.microsoft.com/office/word/2012/wordml" xmlns:w16cex="http://schemas.microsoft.com/office/word/2018/wordml/cex" xmlns:w16cid="http://schemas.microsoft.com/office/word/2016/wordml/cid" xmlns:w16="http://schemas.microsoft.com/office/word/2018/wordml" xmlns:w16du="http://schemas.microsoft.com/office/word/2023/wordml/word16du" xmlns:w16sdtdh="http://schemas.microsoft.com/office/word/2020/wordml/sdtdatahash" xmlns:w16sdtfl="http://schemas.microsoft.com/office/word/2024/wordml/sdtformatlock" xmlns:w16se="http://schemas.microsoft.com/office/word/2015/wordml/symex" xmlns:wpg="http://schemas.microsoft.com/office/word/2010/wordprocessingGroup" xmlns:wpi="http://schemas.microsoft.com/office/word/2010/wordprocessingInk" xmlns:wne="http://schemas.microsoft.com/office/word/2006/wordml" xmlns:wps="http://schemas.microsoft.com/office/word/2010/wordprocessingShape" mc:Ignorable="w14 w15 w16se w16cid w16 w16cex w16sdtdh w16sdtfl w16du wp14">
+<w:document xmlns:wpc="http://schemas.microsoft.com/office/word/2010/wordprocessingCanvas" xmlns:cx="http://schemas.microsoft.com/office/drawing/2014/chartex" xmlns:cx1="http://schemas.microsoft.com/office/drawing/2015/9/8/chartex" xmlns:cx2="http://schemas.microsoft.com/office/drawing/2015/10/21/chartex" xmlns:cx3="http://schemas.microsoft.com/office/drawing/2016/5/9/chartex" xmlns:cx4="http://schemas.microsoft.com/office/drawing/2016/5/10/chartex" xmlns:cx5="http://schemas.microsoft.com/office/drawing/2016/5/11/chartex" xmlns:cx6="http://schemas.microsoft.com/office/drawing/2016/5/12/chartex" xmlns:cx7="http://schemas.microsoft.com/office/drawing/2016/5/13/chartex" xmlns:cx8="http://schemas.microsoft.com/office/drawing/2016/5/14/chartex" xmlns:mc="http://schemas.openxmlformats.org/markup-compatibility/2006" xmlns:aink="http://schemas.microsoft.com/office/drawing/2016/ink" xmlns:am3d="http://schemas.microsoft.com/office/drawing/2017/model3d" xmlns:o="urn:schemas-microsoft-com:office:office" xmlns:oel="http://schemas.microsoft.com/office/2019/extlst" xmlns:r="http://schemas.openxmlformats.org/officeDocument/2006/relationships" xmlns:m="http://schemas.openxmlformats.org/officeDocument/2006/math" xmlns:v="urn:schemas-microsoft-com:vml" xmlns:wp14="http://schemas.microsoft.com/office/word/2010/wordprocessingDrawing" xmlns:wp="http://schemas.openxmlformats.org/drawingml/2006/wordprocessingDrawing" xmlns:w10="urn:schemas-microsoft-com:office:word" xmlns:w="http://schemas.openxmlformats.org/wordprocessingml/2006/main" xmlns:w14="http://schemas.microsoft.com/office/word/2010/wordml" xmlns:w15="http://schemas.microsoft.com/office/word/2012/wordml" xmlns:w16cex="http://schemas.microsoft.com/office/word/2018/wordml/cex" xmlns:w16cid="http://schemas.microsoft.com/office/word/2016/wordml/cid" xmlns:w16="http://schemas.microsoft.com/office/word/2018/wordml" xmlns:w16sdtdh="http://schemas.microsoft.com/office/word/2020/wordml/sdtdatahash" xmlns:w16se="http://schemas.microsoft.com/office/word/2015/wordml/symex" xmlns:wpg="http://schemas.microsoft.com/office/word/2010/wordprocessingGroup" xmlns:wpi="http://schemas.microsoft.com/office/word/2010/wordprocessingInk" xmlns:wne="http://schemas.microsoft.com/office/word/2006/wordml" xmlns:wps="http://schemas.microsoft.com/office/word/2010/wordprocessingShape" mc:Ignorable="w14 w15 w16se w16cid w16 w16cex w16sdtdh wp14">
   <w:body>
     <w:p>
       <w:pPr>
-        <w:jc w:val="both"/>
-        <w:rPr>
-          <w:rtl/>
+        <w:jc w:val="center"/>
+        <w:rPr>
+          <w:b/>
+          <w:bCs/>
+          <w:u w:val="single"/>
+          <w:rtl/>
+          <w:lang w:bidi="ar-LB"/>
+        </w:rPr>
+      </w:pPr>
+      <w:hyperlink r:id="rId5" w:history="1">
+        <w:r>
+          <w:rPr>
+            <w:rStyle w:val="Hyperlink"/>
+            <w:rFonts w:hint="cs"/>
+            <w:b/>
+            <w:bCs/>
+            <w:rtl/>
+            <w:lang w:bidi="ar-LB"/>
+          </w:rPr>
+          <w:t>ثقة في مواجهة الموت</w:t>
+        </w:r>
+      </w:hyperlink>
+    </w:p>
+    <w:p>
+      <w:pPr>
+        <w:bidi w:val="0"/>
+        <w:rPr>
+          <w:rtl/>
+          <w:lang w:bidi="ar-LB"/>
         </w:rPr>
       </w:pPr>
       <w:r>
         <w:rPr>
-          <w:rtl/>
-        </w:rPr>
-        <w:t>حين يفقد المرء رؤية النور</w:t>
+          <w:lang w:bidi="ar-LB"/>
+        </w:rPr>
+        <w:t>Gerrid Setzer</w:t>
       </w:r>
     </w:p>
     <w:p>
       <w:pPr>
-        <w:jc w:val="both"/>
-        <w:rPr>
-          <w:rtl/>
+        <w:rPr>
+          <w:b/>
+          <w:bCs/>
+          <w:u w:val="single"/>
+          <w:rtl/>
+          <w:lang w:bidi="ar-LB"/>
         </w:rPr>
       </w:pPr>
       <w:r>
         <w:rPr>
-          <w:rtl/>
-        </w:rPr>
-        <w:t>جريد سيتزر (</w:t>
+          <w:rFonts w:hint="cs"/>
+          <w:b/>
+          <w:bCs/>
+          <w:u w:val="single"/>
+          <w:rtl/>
+          <w:lang w:bidi="ar-LB"/>
+        </w:rPr>
+        <w:t xml:space="preserve">2. ملوك 4: 17 </w:t>
       </w:r>
       <w:r>
-        <w:t>Gerrid Setzer</w:t>
+        <w:rPr>
+          <w:b/>
+          <w:bCs/>
+          <w:u w:val="single"/>
+          <w:rtl/>
+          <w:lang w:bidi="ar-LB"/>
+        </w:rPr>
+        <w:t>–</w:t>
       </w:r>
       <w:r>
         <w:rPr>
-          <w:rtl/>
-        </w:rPr>
-        <w:t>)</w:t>
+          <w:rFonts w:hint="cs"/>
+          <w:b/>
+          <w:bCs/>
+          <w:u w:val="single"/>
+          <w:rtl/>
+          <w:lang w:bidi="ar-LB"/>
+        </w:rPr>
+        <w:t xml:space="preserve"> 37</w:t>
       </w:r>
     </w:p>
     <w:p>
       <w:pPr>
-        <w:jc w:val="both"/>
-        <w:rPr>
-          <w:rtl/>
-        </w:rPr>
-      </w:pPr>
-    </w:p>
-    <w:p>
-      <w:pPr>
-        <w:jc w:val="both"/>
-        <w:rPr>
-          <w:rtl/>
+        <w:rPr>
+          <w:rtl/>
+          <w:lang w:bidi="ar-LB"/>
         </w:rPr>
       </w:pPr>
       <w:r>
         <w:rPr>
-          <w:rtl/>
-        </w:rPr>
-        <w:t>«</w:t>
-      </w:r>
-      <w:r>
-        <w:rPr>
-          <w:rFonts w:ascii="Tahoma" w:hAnsi="Tahoma" w:cs="Tahoma" w:hint="cs"/>
-          <w:rtl/>
-        </w:rPr>
-        <w:t>﻿</w:t>
-      </w:r>
-      <w:r>
-        <w:rPr>
           <w:rFonts w:hint="cs"/>
           <w:rtl/>
-        </w:rPr>
-        <w:t>وَالآنَ</w:t>
-      </w:r>
-      <w:r>
-        <w:rPr>
-          <w:rtl/>
-        </w:rPr>
-        <w:t xml:space="preserve"> </w:t>
-      </w:r>
-      <w:r>
-        <w:rPr>
-          <w:rFonts w:hint="cs"/>
-          <w:rtl/>
-        </w:rPr>
-        <w:t>لاَ</w:t>
-      </w:r>
-      <w:r>
-        <w:rPr>
-          <w:rtl/>
-        </w:rPr>
-        <w:t xml:space="preserve"> </w:t>
-      </w:r>
-      <w:r>
-        <w:rPr>
-          <w:rFonts w:hint="cs"/>
-          <w:rtl/>
-        </w:rPr>
-        <w:t>يُرَى</w:t>
-      </w:r>
-      <w:r>
-        <w:rPr>
-          <w:rtl/>
-        </w:rPr>
-        <w:t xml:space="preserve"> </w:t>
-      </w:r>
-      <w:r>
-        <w:rPr>
-          <w:rFonts w:hint="cs"/>
-          <w:rtl/>
-        </w:rPr>
-        <w:t>النُّورُ</w:t>
-      </w:r>
-      <w:r>
-        <w:rPr>
-          <w:rtl/>
-        </w:rPr>
-        <w:t xml:space="preserve"> </w:t>
-      </w:r>
-      <w:r>
-        <w:rPr>
-          <w:rFonts w:hint="cs"/>
-          <w:rtl/>
-        </w:rPr>
-        <w:t>الْبَاهِرُ</w:t>
-      </w:r>
-      <w:r>
-        <w:rPr>
-          <w:rtl/>
-        </w:rPr>
-        <w:t xml:space="preserve"> </w:t>
-      </w:r>
-      <w:r>
-        <w:rPr>
-          <w:rFonts w:hint="cs"/>
-          <w:rtl/>
-        </w:rPr>
-        <w:t>الَّذِي</w:t>
-      </w:r>
-      <w:r>
-        <w:rPr>
-          <w:rtl/>
-        </w:rPr>
-        <w:t xml:space="preserve"> </w:t>
-      </w:r>
-      <w:r>
-        <w:rPr>
-          <w:rFonts w:hint="cs"/>
-          <w:rtl/>
-        </w:rPr>
-        <w:t>هُوَ</w:t>
-      </w:r>
-      <w:r>
-        <w:rPr>
-          <w:rtl/>
-        </w:rPr>
-        <w:t xml:space="preserve"> </w:t>
-      </w:r>
-      <w:r>
-        <w:rPr>
-          <w:rFonts w:hint="cs"/>
-          <w:rtl/>
-        </w:rPr>
-        <w:t>فِي</w:t>
-      </w:r>
-      <w:r>
-        <w:rPr>
-          <w:rtl/>
-        </w:rPr>
-        <w:t xml:space="preserve"> </w:t>
-      </w:r>
-      <w:r>
-        <w:rPr>
-          <w:rFonts w:hint="cs"/>
-          <w:rtl/>
-        </w:rPr>
-        <w:t>الْجَلَدِ،</w:t>
-      </w:r>
-      <w:r>
-        <w:rPr>
-          <w:rtl/>
-        </w:rPr>
-        <w:t xml:space="preserve"> </w:t>
-      </w:r>
-      <w:r>
-        <w:rPr>
-          <w:rFonts w:hint="cs"/>
-          <w:rtl/>
-        </w:rPr>
-        <w:t>ثُمَّ</w:t>
-      </w:r>
-      <w:r>
-        <w:rPr>
-          <w:rtl/>
-        </w:rPr>
-        <w:t xml:space="preserve"> </w:t>
-      </w:r>
-      <w:r>
-        <w:rPr>
-          <w:rFonts w:hint="cs"/>
-          <w:rtl/>
-        </w:rPr>
-        <w:t>تَعْبُرُ</w:t>
-      </w:r>
-      <w:r>
-        <w:rPr>
-          <w:rtl/>
-        </w:rPr>
-        <w:t xml:space="preserve"> </w:t>
-      </w:r>
-      <w:r>
-        <w:rPr>
-          <w:rFonts w:hint="cs"/>
-          <w:rtl/>
-        </w:rPr>
-        <w:t>الرِّيحُ</w:t>
-      </w:r>
-      <w:r>
-        <w:rPr>
-          <w:rtl/>
-        </w:rPr>
-        <w:t xml:space="preserve"> </w:t>
-      </w:r>
-      <w:r>
-        <w:rPr>
-          <w:rFonts w:hint="cs"/>
-          <w:rtl/>
-        </w:rPr>
-        <w:t>فَتُنَقِّيهِ</w:t>
-      </w:r>
-      <w:r>
-        <w:rPr>
-          <w:rtl/>
-        </w:rPr>
-        <w:t xml:space="preserve">.  </w:t>
-      </w:r>
-      <w:r>
-        <w:rPr>
-          <w:rFonts w:ascii="Tahoma" w:hAnsi="Tahoma" w:cs="Tahoma" w:hint="cs"/>
-          <w:rtl/>
-        </w:rPr>
-        <w:t>﻿</w:t>
-      </w:r>
-      <w:r>
-        <w:rPr>
-          <w:rtl/>
-        </w:rPr>
-        <w:t>22</w:t>
-      </w:r>
-      <w:r>
-        <w:rPr>
-          <w:rFonts w:ascii="Tahoma" w:hAnsi="Tahoma" w:cs="Tahoma" w:hint="cs"/>
-          <w:rtl/>
-        </w:rPr>
-        <w:t>﻿</w:t>
-      </w:r>
-      <w:r>
-        <w:rPr>
-          <w:rtl/>
-        </w:rPr>
-        <w:t xml:space="preserve"> </w:t>
-      </w:r>
-      <w:r>
-        <w:rPr>
-          <w:rFonts w:ascii="Tahoma" w:hAnsi="Tahoma" w:cs="Tahoma" w:hint="cs"/>
-          <w:rtl/>
-        </w:rPr>
-        <w:t>﻿</w:t>
-      </w:r>
-      <w:r>
-        <w:rPr>
-          <w:rFonts w:hint="cs"/>
-          <w:rtl/>
-        </w:rPr>
-        <w:t>مِنَ</w:t>
-      </w:r>
-      <w:r>
-        <w:rPr>
-          <w:rtl/>
-        </w:rPr>
-        <w:t xml:space="preserve"> </w:t>
-      </w:r>
-      <w:r>
-        <w:rPr>
-          <w:rFonts w:hint="cs"/>
-          <w:rtl/>
-        </w:rPr>
-        <w:t>الشَّمَالِ</w:t>
-      </w:r>
-      <w:r>
-        <w:rPr>
-          <w:rtl/>
-        </w:rPr>
-        <w:t xml:space="preserve"> </w:t>
-      </w:r>
-      <w:r>
-        <w:rPr>
-          <w:rFonts w:hint="cs"/>
-          <w:rtl/>
-        </w:rPr>
-        <w:t>يَأْتِي</w:t>
-      </w:r>
-      <w:r>
-        <w:rPr>
-          <w:rtl/>
-        </w:rPr>
-        <w:t xml:space="preserve"> </w:t>
-      </w:r>
-      <w:r>
-        <w:rPr>
-          <w:rFonts w:hint="cs"/>
-          <w:rtl/>
-        </w:rPr>
-        <w:t>ذَهَبٌ</w:t>
-      </w:r>
-      <w:r>
-        <w:rPr>
-          <w:rtl/>
-        </w:rPr>
-        <w:t xml:space="preserve">. </w:t>
-      </w:r>
-      <w:r>
-        <w:rPr>
-          <w:rFonts w:hint="cs"/>
-          <w:rtl/>
-        </w:rPr>
-        <w:t>عِنْدَ</w:t>
-      </w:r>
-      <w:r>
-        <w:rPr>
-          <w:rtl/>
-        </w:rPr>
-        <w:t xml:space="preserve"> </w:t>
-      </w:r>
-      <w:r>
-        <w:rPr>
-          <w:rFonts w:hint="cs"/>
-          <w:rtl/>
-        </w:rPr>
-        <w:t>اللهِ</w:t>
-      </w:r>
-      <w:r>
-        <w:rPr>
-          <w:rtl/>
-        </w:rPr>
-        <w:t xml:space="preserve"> </w:t>
-      </w:r>
-      <w:r>
-        <w:rPr>
-          <w:rFonts w:hint="cs"/>
-          <w:rtl/>
-        </w:rPr>
-        <w:t>جَلاَلٌ</w:t>
-      </w:r>
-      <w:r>
-        <w:rPr>
-          <w:rtl/>
-        </w:rPr>
-        <w:t xml:space="preserve"> </w:t>
-      </w:r>
-      <w:r>
-        <w:rPr>
-          <w:rFonts w:hint="cs"/>
-          <w:rtl/>
-        </w:rPr>
-        <w:t>مُرْهِبٌ</w:t>
-      </w:r>
-      <w:r>
-        <w:rPr>
-          <w:rtl/>
-        </w:rPr>
-        <w:t>.</w:t>
-      </w:r>
-      <w:r>
-        <w:rPr>
-          <w:rtl/>
-        </w:rPr>
-        <w:t>» (أيوب 37: 21، 22).</w:t>
+          <w:lang w:bidi="ar-LB"/>
+        </w:rPr>
+        <w:t>امرأة ثرية في شونم اختبرت موت ابنها الوحيد. هذا الحدث الفظيع تعاملت معه بالإيمان. دعونا نرى إيمان هذه المرأة:</w:t>
       </w:r>
     </w:p>
     <w:p>
       <w:pPr>
-        <w:jc w:val="both"/>
-        <w:rPr>
-          <w:rtl/>
-        </w:rPr>
-      </w:pPr>
-    </w:p>
-    <w:p>
-      <w:pPr>
-        <w:jc w:val="both"/>
-        <w:rPr>
-          <w:rtl/>
+        <w:pStyle w:val="ListParagraph"/>
+        <w:numPr>
+          <w:ilvl w:val="0"/>
+          <w:numId w:val="1"/>
+        </w:numPr>
+        <w:rPr>
+          <w:lang w:bidi="ar-LB"/>
         </w:rPr>
       </w:pPr>
       <w:r>
         <w:rPr>
-          <w:rtl/>
-        </w:rPr>
-        <w:t>كان أيوب يتمنى لو تعود الأيام السالفة، حين كان</w:t>
-      </w:r>
-      <w:r>
-        <w:rPr>
           <w:rFonts w:hint="cs"/>
           <w:rtl/>
-        </w:rPr>
-        <w:t>ت</w:t>
-      </w:r>
-      <w:r>
-        <w:rPr>
-          <w:rtl/>
-        </w:rPr>
-        <w:t xml:space="preserve"> </w:t>
-      </w:r>
-      <w:r>
-        <w:rPr>
-          <w:rFonts w:hint="cs"/>
-          <w:rtl/>
-        </w:rPr>
-        <w:t>منارة</w:t>
-      </w:r>
-      <w:r>
-        <w:rPr>
-          <w:rtl/>
-        </w:rPr>
-        <w:t xml:space="preserve"> الله </w:t>
-      </w:r>
-      <w:r>
-        <w:rPr>
-          <w:rFonts w:hint="cs"/>
-          <w:rtl/>
-        </w:rPr>
-        <w:t>ت</w:t>
-      </w:r>
-      <w:r>
-        <w:rPr>
-          <w:rtl/>
-        </w:rPr>
-        <w:t xml:space="preserve">ضيء </w:t>
-      </w:r>
-      <w:r>
-        <w:rPr>
-          <w:rFonts w:hint="cs"/>
-          <w:rtl/>
-        </w:rPr>
-        <w:t>من فوقه</w:t>
-      </w:r>
-      <w:r>
-        <w:rPr>
-          <w:rtl/>
-        </w:rPr>
-        <w:t>، وكان يسير في نور الله عبر الظلمة (أيوب 29: 2، 3). غير أن حياته قد أظلمت، وصار يطوف حزيناً بلا شمس (أيوب 30: 26، 28). ومع علمه بأن الله بنسمته قادر أن يجعل السماء صحواً وصافية من جديد، إلا أنه لم يستطع أن يستمد من ذلك سوى يقين</w:t>
-      </w:r>
-      <w:r>
-        <w:rPr>
-          <w:rFonts w:hint="cs"/>
-          <w:rtl/>
-        </w:rPr>
-        <w:t>ًا</w:t>
-      </w:r>
-      <w:r>
-        <w:rPr>
-          <w:rtl/>
-        </w:rPr>
-        <w:t xml:space="preserve"> ضئيل (أيوب 26: 13).</w:t>
+          <w:lang w:bidi="ar-LB"/>
+        </w:rPr>
+        <w:t>هي اعتبرت موت ابنها كتحدي لإيمانها وتعاملت معه بهذا الاعتبار.</w:t>
       </w:r>
     </w:p>
     <w:p>
       <w:pPr>
-        <w:jc w:val="both"/>
-        <w:rPr>
-          <w:rtl/>
-        </w:rPr>
-      </w:pPr>
-    </w:p>
-    <w:p>
-      <w:pPr>
-        <w:jc w:val="both"/>
-        <w:rPr>
-          <w:rtl/>
+        <w:pStyle w:val="ListParagraph"/>
+        <w:numPr>
+          <w:ilvl w:val="0"/>
+          <w:numId w:val="1"/>
+        </w:numPr>
+        <w:rPr>
+          <w:lang w:bidi="ar-LB"/>
         </w:rPr>
       </w:pPr>
       <w:r>
         <w:rPr>
-          <w:rtl/>
-        </w:rPr>
-        <w:t xml:space="preserve">وفي العدد المذكور أعلاه، يُذكِّر أليهو أيوبَ المُجرَّب بحقيقة سامية وثابتة: حتى خلف السحب الكثيفة، تظل الشمس </w:t>
-      </w:r>
-      <w:r>
-        <w:rPr>
           <w:rFonts w:hint="cs"/>
           <w:rtl/>
-        </w:rPr>
-        <w:t>مشعشعة</w:t>
-      </w:r>
-      <w:r>
-        <w:rPr>
-          <w:rtl/>
-        </w:rPr>
-        <w:t xml:space="preserve"> ببهائها. وفي </w:t>
-      </w:r>
-      <w:r>
-        <w:rPr>
-          <w:rFonts w:hint="cs"/>
-          <w:rtl/>
-        </w:rPr>
-        <w:t>وقت غير معلوم</w:t>
-      </w:r>
-      <w:r>
-        <w:rPr>
-          <w:rtl/>
-        </w:rPr>
-        <w:t>، تهب الريح فتطرد السحاب وتجليه (أيوب 37: 9). حينئذ يتوشح الفلك ببريق ذهبي بديع، إذ تشرق الشمس على الغمام المنسحب نحو الشمال. إن الصباح سيبزغ حتماً! وبهذه الكلمات لا يصف أليهو ظاهرة طبيعية فحسب، بل يقدم درساً روحياً عميقاً.</w:t>
+          <w:lang w:bidi="ar-LB"/>
+        </w:rPr>
+        <w:t>تعاملها كان بحزم وإصرار ومن دون أي تأخير. هي لم تُعدّ أمور الدفن، وإنما ما هو للقيامة.</w:t>
       </w:r>
     </w:p>
     <w:p>
       <w:pPr>
-        <w:jc w:val="both"/>
-        <w:rPr>
-          <w:rtl/>
-        </w:rPr>
-      </w:pPr>
-    </w:p>
-    <w:p>
-      <w:pPr>
-        <w:jc w:val="both"/>
-        <w:rPr>
-          <w:rtl/>
+        <w:pStyle w:val="ListParagraph"/>
+        <w:numPr>
+          <w:ilvl w:val="0"/>
+          <w:numId w:val="1"/>
+        </w:numPr>
+        <w:rPr>
+          <w:lang w:bidi="ar-LB"/>
         </w:rPr>
       </w:pPr>
       <w:r>
         <w:rPr>
-          <w:rtl/>
-        </w:rPr>
-        <w:t>غيوم مظلمة</w:t>
+          <w:rFonts w:hint="cs"/>
+          <w:rtl/>
+          <w:lang w:bidi="ar-LB"/>
+        </w:rPr>
+        <w:t>هي لم تتجاهل مقابلة زوجها في سعيها لطلب النبي. في محنتها هي بقيت حذرة في قراراتها وخاضعة.</w:t>
       </w:r>
     </w:p>
     <w:p>
       <w:pPr>
-        <w:jc w:val="both"/>
-        <w:rPr>
-          <w:rtl/>
+        <w:pStyle w:val="ListParagraph"/>
+        <w:numPr>
+          <w:ilvl w:val="0"/>
+          <w:numId w:val="1"/>
+        </w:numPr>
+        <w:rPr>
+          <w:lang w:bidi="ar-LB"/>
         </w:rPr>
       </w:pPr>
       <w:r>
         <w:rPr>
-          <w:rtl/>
-        </w:rPr>
-        <w:t>قد تتراكم في حياتنا غيوم تحتجب معها شمس حضور الله ومركزه الروحي، فتسلبنا الفرح واليقين. وفي مثل هذه الظروف، يجدر بنا أن ننعش أرواحنا بتذكر أمرين:</w:t>
+          <w:rFonts w:hint="cs"/>
+          <w:rtl/>
+          <w:lang w:bidi="ar-LB"/>
+        </w:rPr>
+        <w:t>هي لم تُعطِ مجا</w:t>
+      </w:r>
+      <w:r>
+        <w:rPr>
+          <w:rFonts w:hint="cs"/>
+          <w:rtl/>
+          <w:lang w:bidi="ar-LB"/>
+        </w:rPr>
+        <w:t>لاً</w:t>
+      </w:r>
+      <w:r>
+        <w:rPr>
+          <w:rFonts w:hint="cs"/>
+          <w:rtl/>
+          <w:lang w:bidi="ar-LB"/>
+        </w:rPr>
+        <w:t xml:space="preserve"> بأن تتحطم عزيمتها من خلال زوجها الغير مؤمن في ذهابها إلى النبي.</w:t>
       </w:r>
     </w:p>
     <w:p>
       <w:pPr>
-        <w:jc w:val="both"/>
-        <w:rPr>
-          <w:rtl/>
-        </w:rPr>
-      </w:pPr>
-    </w:p>
-    <w:p>
-      <w:pPr>
-        <w:jc w:val="both"/>
-        <w:rPr>
-          <w:rtl/>
+        <w:pStyle w:val="ListParagraph"/>
+        <w:numPr>
+          <w:ilvl w:val="0"/>
+          <w:numId w:val="1"/>
+        </w:numPr>
+        <w:rPr>
+          <w:lang w:bidi="ar-LB"/>
         </w:rPr>
       </w:pPr>
       <w:r>
         <w:rPr>
-          <w:rtl/>
-        </w:rPr>
-        <w:t>• نور مجد الله يضيء باستمرار: قد يتكدر بصَرنا ويظلم في وقت الضيق، لكن محبة الله تثبت دون تغيير. ورحمة الله ودية وثابتة كل اليوم، حتى وإن لم نشعر بها إلا قليلاً في بعض الساعات (مزمور 52: 1). إن الله يبتغي منا أن ننتعش بكلمته مراراً وتكراراً، وأن نتقوى متكلين على نعمته. حينئذ يستطيع الإيمان أن ينفذ ببصره إلى ما وراء غيوم الهموم والتجارب، ليقول مع أيوب: «هوذا يقتلني؛ لا أرجو (بل أنتظر)» (أيوب 13: 15).</w:t>
+          <w:rFonts w:hint="cs"/>
+          <w:rtl/>
+          <w:lang w:bidi="ar-LB"/>
+        </w:rPr>
+        <w:t>هي مضت إلى النبي</w:t>
+      </w:r>
+      <w:r>
+        <w:rPr>
+          <w:rFonts w:hint="cs"/>
+          <w:rtl/>
+          <w:lang w:bidi="ar-LB"/>
+        </w:rPr>
+        <w:t xml:space="preserve"> الذي كان الآنية لتسليمها ابنها لأول مرة؛ فهي فعلت ذلك وهي واثقة بأنه سيرده لها ثانية.</w:t>
       </w:r>
     </w:p>
     <w:p>
       <w:pPr>
-        <w:jc w:val="both"/>
-        <w:rPr>
-          <w:rtl/>
-        </w:rPr>
-      </w:pPr>
+        <w:pStyle w:val="ListParagraph"/>
+        <w:numPr>
+          <w:ilvl w:val="0"/>
+          <w:numId w:val="1"/>
+        </w:numPr>
+        <w:rPr>
+          <w:lang w:bidi="ar-LB"/>
+        </w:rPr>
+      </w:pPr>
+      <w:r>
+        <w:rPr>
+          <w:rFonts w:hint="cs"/>
+          <w:rtl/>
+          <w:lang w:bidi="ar-LB"/>
+        </w:rPr>
+        <w:t>هي فهمت بأن جيحزي لا يمكنه أن يعينها، وإنما</w:t>
+      </w:r>
+      <w:r>
+        <w:rPr>
+          <w:rFonts w:hint="cs"/>
+          <w:rtl/>
+          <w:lang w:bidi="ar-LB"/>
+        </w:rPr>
+        <w:t xml:space="preserve"> مَن سيعينها هو</w:t>
+      </w:r>
+      <w:r>
+        <w:rPr>
+          <w:rFonts w:hint="cs"/>
+          <w:rtl/>
+          <w:lang w:bidi="ar-LB"/>
+        </w:rPr>
+        <w:t xml:space="preserve"> فقط الرجل الذي يمثّل الله.</w:t>
+      </w:r>
     </w:p>
     <w:p>
       <w:pPr>
-        <w:jc w:val="both"/>
+        <w:rPr>
+          <w:rtl/>
+          <w:lang w:bidi="ar-LB"/>
+        </w:rPr>
+      </w:pPr>
+      <w:r>
         <w:rPr>
           <w:rFonts w:hint="cs"/>
-        </w:rPr>
-      </w:pPr>
-      <w:r>
-        <w:rPr>
-          <w:rtl/>
-        </w:rPr>
-        <w:t>• الظلمة لن تدوم إلى الأبد: متى قشع الله الغمام، يُعلن مجده بوضوح. وعندما بلغ أيوب «</w:t>
+          <w:rtl/>
+          <w:lang w:bidi="ar-LB"/>
+        </w:rPr>
+        <w:t>والله استجاب لإيمان هذه المرأة: ابنها أُقيم. وقد حدث لها بحسب إيمانها. وهكذا هو الأمر في يومنا أيضًا.</w:t>
       </w:r>
-      <w:r>
-        <w:rPr>
-          <w:rtl/>
-        </w:rPr>
-        <w:t>عَاقِبَةَ الرَّبِّ</w:t>
-      </w:r>
-      <w:r>
-        <w:rPr>
-          <w:rtl/>
-        </w:rPr>
-        <w:t xml:space="preserve">»، وغمره الله ببركاته، استبان جلياً أن الرب «كثير الرحمة ورؤوف» (يعقوب 5: 11). لم يكن هناك ما </w:t>
-      </w:r>
-      <w:r>
+    </w:p>
+    <w:p>
+      <w:pPr>
+        <w:rPr>
+          <w:rtl/>
+          <w:lang w:bidi="ar-LB"/>
+        </w:rPr>
+      </w:pPr>
+    </w:p>
+    <w:p>
+      <w:pPr>
+        <w:rPr>
+          <w:rtl/>
+          <w:lang w:bidi="ar-LB"/>
+        </w:rPr>
+      </w:pPr>
+    </w:p>
+    <w:p>
+      <w:pPr>
         <w:rPr>
           <w:rFonts w:hint="cs"/>
-          <w:rtl/>
-        </w:rPr>
-        <w:t>يُظهر</w:t>
-      </w:r>
-      <w:r>
-        <w:rPr>
-          <w:rtl/>
-        </w:rPr>
-        <w:t xml:space="preserve"> ذلك حين كان أيوب جالساً على الرماد منكسراً تحت وطأة الألم. ولكن من خلال أيوب الذي تعزى وتبارك، اتضح أن الله لا يذل ولا يحزن بني البشر من قلبه (أيوب 42؛ مراثي 3: 33). وهذا ما يعلنه الله أيضاً في أيامنا هذه متى أنهى ظلمة الامتحان والتأديب؛ وهو ما سنعاينه بكل كمال عند مجيء ربنا يسوع تبارك اسمه.</w:t>
-      </w:r>
+          <w:lang w:bidi="ar-LB"/>
+        </w:rPr>
+      </w:pPr>
     </w:p>
     <w:sectPr>
       <w:pgSz w:w="11906" w:h="16838"/>
-      <w:pgMar w:top="1440" w:right="1800" w:bottom="1440" w:left="1800" w:header="708" w:footer="708" w:gutter="0"/>
+      <w:pgMar w:top="1440" w:right="1440" w:bottom="1440" w:left="1440" w:header="708" w:footer="708" w:gutter="0"/>
       <w:cols w:space="708"/>
-      <w:bidi/>
-      <w:rtlGutter/>
       <w:docGrid w:linePitch="360"/>
     </w:sectPr>
   </w:body>
 </w:document>
 </file>
 
+<file path=word/numbering.xml><?xml version="1.0" encoding="utf-8"?>
+<w:numbering xmlns:wpc="http://schemas.microsoft.com/office/word/2010/wordprocessingCanvas" xmlns:cx="http://schemas.microsoft.com/office/drawing/2014/chartex" xmlns:cx1="http://schemas.microsoft.com/office/drawing/2015/9/8/chartex" xmlns:cx2="http://schemas.microsoft.com/office/drawing/2015/10/21/chartex" xmlns:cx3="http://schemas.microsoft.com/office/drawing/2016/5/9/chartex" xmlns:cx4="http://schemas.microsoft.com/office/drawing/2016/5/10/chartex" xmlns:cx5="http://schemas.microsoft.com/office/drawing/2016/5/11/chartex" xmlns:cx6="http://schemas.microsoft.com/office/drawing/2016/5/12/chartex" xmlns:cx7="http://schemas.microsoft.com/office/drawing/2016/5/13/chartex" xmlns:cx8="http://schemas.microsoft.com/office/drawing/2016/5/14/chartex" xmlns:mc="http://schemas.openxmlformats.org/markup-compatibility/2006" xmlns:aink="http://schemas.microsoft.com/office/drawing/2016/ink" xmlns:am3d="http://schemas.microsoft.com/office/drawing/2017/model3d" xmlns:o="urn:schemas-microsoft-com:office:office" xmlns:oel="http://schemas.microsoft.com/office/2019/extlst" xmlns:r="http://schemas.openxmlformats.org/officeDocument/2006/relationships" xmlns:m="http://schemas.openxmlformats.org/officeDocument/2006/math" xmlns:v="urn:schemas-microsoft-com:vml" xmlns:wp14="http://schemas.microsoft.com/office/word/2010/wordprocessingDrawing" xmlns:wp="http://schemas.openxmlformats.org/drawingml/2006/wordprocessingDrawing" xmlns:w10="urn:schemas-microsoft-com:office:word" xmlns:w="http://schemas.openxmlformats.org/wordprocessingml/2006/main" xmlns:w14="http://schemas.microsoft.com/office/word/2010/wordml" xmlns:w15="http://schemas.microsoft.com/office/word/2012/wordml" xmlns:w16cex="http://schemas.microsoft.com/office/word/2018/wordml/cex" xmlns:w16cid="http://schemas.microsoft.com/office/word/2016/wordml/cid" xmlns:w16="http://schemas.microsoft.com/office/word/2018/wordml" xmlns:w16sdtdh="http://schemas.microsoft.com/office/word/2020/wordml/sdtdatahash" xmlns:w16se="http://schemas.microsoft.com/office/word/2015/wordml/symex" xmlns:wpg="http://schemas.microsoft.com/office/word/2010/wordprocessingGroup" xmlns:wpi="http://schemas.microsoft.com/office/word/2010/wordprocessingInk" xmlns:wne="http://schemas.microsoft.com/office/word/2006/wordml" xmlns:wps="http://schemas.microsoft.com/office/word/2010/wordprocessingShape" mc:Ignorable="w14 w15 w16se w16cid w16 w16cex w16sdtdh wp14">
+  <w:abstractNum w:abstractNumId="0" w15:restartNumberingAfterBreak="0">
+    <w:nsid w:val="35984B13"/>
+    <w:multiLevelType w:val="hybridMultilevel"/>
+    <w:tmpl w:val="F4864D7A"/>
+    <w:lvl w:ilvl="0" w:tplc="5EC4DCB0">
+      <w:start w:val="2"/>
+      <w:numFmt w:val="bullet"/>
+      <w:lvlText w:val=""/>
+      <w:lvlJc w:val="left"/>
+      <w:pPr>
+        <w:ind w:left="720" w:hanging="360"/>
+      </w:pPr>
+      <w:rPr>
+        <w:rFonts w:ascii="Symbol" w:eastAsiaTheme="minorHAnsi" w:hAnsi="Symbol" w:cs="Sakkal Majalla" w:hint="default"/>
+      </w:rPr>
+    </w:lvl>
+    <w:lvl w:ilvl="1" w:tplc="04090003" w:tentative="1">
+      <w:start w:val="1"/>
+      <w:numFmt w:val="bullet"/>
+      <w:lvlText w:val="o"/>
+      <w:lvlJc w:val="left"/>
+      <w:pPr>
+        <w:ind w:left="1440" w:hanging="360"/>
+      </w:pPr>
+      <w:rPr>
+        <w:rFonts w:ascii="Courier New" w:hAnsi="Courier New" w:cs="Courier New" w:hint="default"/>
+      </w:rPr>
+    </w:lvl>
+    <w:lvl w:ilvl="2" w:tplc="04090005" w:tentative="1">
+      <w:start w:val="1"/>
+      <w:numFmt w:val="bullet"/>
+      <w:lvlText w:val=""/>
+      <w:lvlJc w:val="left"/>
+      <w:pPr>
+        <w:ind w:left="2160" w:hanging="360"/>
+      </w:pPr>
+      <w:rPr>
+        <w:rFonts w:ascii="Wingdings" w:hAnsi="Wingdings" w:hint="default"/>
+      </w:rPr>
+    </w:lvl>
+    <w:lvl w:ilvl="3" w:tplc="04090001" w:tentative="1">
+      <w:start w:val="1"/>
+      <w:numFmt w:val="bullet"/>
+      <w:lvlText w:val=""/>
+      <w:lvlJc w:val="left"/>
+      <w:pPr>
+        <w:ind w:left="2880" w:hanging="360"/>
+      </w:pPr>
+      <w:rPr>
+        <w:rFonts w:ascii="Symbol" w:hAnsi="Symbol" w:hint="default"/>
+      </w:rPr>
+    </w:lvl>
+    <w:lvl w:ilvl="4" w:tplc="04090003" w:tentative="1">
+      <w:start w:val="1"/>
+      <w:numFmt w:val="bullet"/>
+      <w:lvlText w:val="o"/>
+      <w:lvlJc w:val="left"/>
+      <w:pPr>
+        <w:ind w:left="3600" w:hanging="360"/>
+      </w:pPr>
+      <w:rPr>
+        <w:rFonts w:ascii="Courier New" w:hAnsi="Courier New" w:cs="Courier New" w:hint="default"/>
+      </w:rPr>
+    </w:lvl>
+    <w:lvl w:ilvl="5" w:tplc="04090005" w:tentative="1">
+      <w:start w:val="1"/>
+      <w:numFmt w:val="bullet"/>
+      <w:lvlText w:val=""/>
+      <w:lvlJc w:val="left"/>
+      <w:pPr>
+        <w:ind w:left="4320" w:hanging="360"/>
+      </w:pPr>
+      <w:rPr>
+        <w:rFonts w:ascii="Wingdings" w:hAnsi="Wingdings" w:hint="default"/>
+      </w:rPr>
+    </w:lvl>
+    <w:lvl w:ilvl="6" w:tplc="04090001" w:tentative="1">
+      <w:start w:val="1"/>
+      <w:numFmt w:val="bullet"/>
+      <w:lvlText w:val=""/>
+      <w:lvlJc w:val="left"/>
+      <w:pPr>
+        <w:ind w:left="5040" w:hanging="360"/>
+      </w:pPr>
+      <w:rPr>
+        <w:rFonts w:ascii="Symbol" w:hAnsi="Symbol" w:hint="default"/>
+      </w:rPr>
+    </w:lvl>
+    <w:lvl w:ilvl="7" w:tplc="04090003" w:tentative="1">
+      <w:start w:val="1"/>
+      <w:numFmt w:val="bullet"/>
+      <w:lvlText w:val="o"/>
+      <w:lvlJc w:val="left"/>
+      <w:pPr>
+        <w:ind w:left="5760" w:hanging="360"/>
+      </w:pPr>
+      <w:rPr>
+        <w:rFonts w:ascii="Courier New" w:hAnsi="Courier New" w:cs="Courier New" w:hint="default"/>
+      </w:rPr>
+    </w:lvl>
+    <w:lvl w:ilvl="8" w:tplc="04090005" w:tentative="1">
+      <w:start w:val="1"/>
+      <w:numFmt w:val="bullet"/>
+      <w:lvlText w:val=""/>
+      <w:lvlJc w:val="left"/>
+      <w:pPr>
+        <w:ind w:left="6480" w:hanging="360"/>
+      </w:pPr>
+      <w:rPr>
+        <w:rFonts w:ascii="Wingdings" w:hAnsi="Wingdings" w:hint="default"/>
+      </w:rPr>
+    </w:lvl>
+  </w:abstractNum>
+  <w:num w:numId="1" w16cid:durableId="1670402321">
+    <w:abstractNumId w:val="0"/>
+  </w:num>
+</w:numbering>
+</file>
+
 <file path=word/styles.xml><?xml version="1.0" encoding="utf-8"?>
-<w:styles xmlns:mc="http://schemas.openxmlformats.org/markup-compatibility/2006" xmlns:r="http://schemas.openxmlformats.org/officeDocument/2006/relationships" xmlns:w="http://schemas.openxmlformats.org/wordprocessingml/2006/main" xmlns:w14="http://schemas.microsoft.com/office/word/2010/wordml" xmlns:w15="http://schemas.microsoft.com/office/word/2012/wordml" xmlns:w16cex="http://schemas.microsoft.com/office/word/2018/wordml/cex" xmlns:w16cid="http://schemas.microsoft.com/office/word/2016/wordml/cid" xmlns:w16="http://schemas.microsoft.com/office/word/2018/wordml" xmlns:w16du="http://schemas.microsoft.com/office/word/2023/wordml/word16du" xmlns:w16sdtdh="http://schemas.microsoft.com/office/word/2020/wordml/sdtdatahash" xmlns:w16sdtfl="http://schemas.microsoft.com/office/word/2024/wordml/sdtformatlock" xmlns:w16se="http://schemas.microsoft.com/office/word/2015/wordml/symex" mc:Ignorable="w14 w15 w16se w16cid w16 w16cex w16sdtdh w16sdtfl w16du">
+<w:styles xmlns:mc="http://schemas.openxmlformats.org/markup-compatibility/2006" xmlns:r="http://schemas.openxmlformats.org/officeDocument/2006/relationships" xmlns:w="http://schemas.openxmlformats.org/wordprocessingml/2006/main" xmlns:w14="http://schemas.microsoft.com/office/word/2010/wordml" xmlns:w15="http://schemas.microsoft.com/office/word/2012/wordml" xmlns:w16cex="http://schemas.microsoft.com/office/word/2018/wordml/cex" xmlns:w16cid="http://schemas.microsoft.com/office/word/2016/wordml/cid" xmlns:w16="http://schemas.microsoft.com/office/word/2018/wordml" xmlns:w16sdtdh="http://schemas.microsoft.com/office/word/2020/wordml/sdtdatahash" xmlns:w16se="http://schemas.microsoft.com/office/word/2015/wordml/symex" mc:Ignorable="w14 w15 w16se w16cid w16 w16cex w16sdtdh">
   <w:docDefaults>
     <w:rPrDefault>
       <w:rPr>
         <w:rFonts w:ascii="Sakkal Majalla" w:eastAsiaTheme="minorHAnsi" w:hAnsi="Sakkal Majalla" w:cs="Sakkal Majalla"/>
         <w:sz w:val="28"/>
         <w:szCs w:val="28"/>
-        <w:lang w:val="en-US" w:eastAsia="en-US" w:bidi="he-IL"/>
+        <w:lang w:val="en-US" w:eastAsia="en-US" w:bidi="ar-SA"/>
         <w14:ligatures w14:val="standardContextual"/>
       </w:rPr>
     </w:rPrDefault>
     <w:pPrDefault>
       <w:pPr>
-        <w:spacing w:after="160" w:line="278" w:lineRule="auto"/>
+        <w:bidi/>
+        <w:spacing w:after="160" w:line="259" w:lineRule="auto"/>
+        <w:jc w:val="both"/>
       </w:pPr>
     </w:pPrDefault>
   </w:docDefaults>
@@ -1031,12 +833,6 @@
   <w:style w:type="paragraph" w:default="1" w:styleId="Normal">
     <w:name w:val="Normal"/>
     <w:qFormat/>
-    <w:pPr>
-      <w:bidi/>
-    </w:pPr>
-    <w:rPr>
-      <w:lang w:bidi="ar-EG"/>
-    </w:rPr>
   </w:style>
   <w:style w:type="paragraph" w:styleId="Heading1">
     <w:name w:val="heading 1"/>
@@ -1045,7 +841,7 @@
     <w:link w:val="Heading1Char"/>
     <w:uiPriority w:val="9"/>
     <w:qFormat/>
-    <w:rsid w:val="006A14B7"/>
+    <w:rsid w:val="00EB39BE"/>
     <w:pPr>
       <w:keepNext/>
       <w:keepLines/>
@@ -1068,7 +864,7 @@
     <w:semiHidden/>
     <w:unhideWhenUsed/>
     <w:qFormat/>
-    <w:rsid w:val="006A14B7"/>
+    <w:rsid w:val="00EB39BE"/>
     <w:pPr>
       <w:keepNext/>
       <w:keepLines/>
@@ -1091,7 +887,7 @@
     <w:semiHidden/>
     <w:unhideWhenUsed/>
     <w:qFormat/>
-    <w:rsid w:val="006A14B7"/>
+    <w:rsid w:val="00EB39BE"/>
     <w:pPr>
       <w:keepNext/>
       <w:keepLines/>
@@ -1112,7 +908,7 @@
     <w:semiHidden/>
     <w:unhideWhenUsed/>
     <w:qFormat/>
-    <w:rsid w:val="006A14B7"/>
+    <w:rsid w:val="00EB39BE"/>
     <w:pPr>
       <w:keepNext/>
       <w:keepLines/>
@@ -1135,7 +931,7 @@
     <w:semiHidden/>
     <w:unhideWhenUsed/>
     <w:qFormat/>
-    <w:rsid w:val="006A14B7"/>
+    <w:rsid w:val="00EB39BE"/>
     <w:pPr>
       <w:keepNext/>
       <w:keepLines/>
@@ -1156,7 +952,7 @@
     <w:semiHidden/>
     <w:unhideWhenUsed/>
     <w:qFormat/>
-    <w:rsid w:val="006A14B7"/>
+    <w:rsid w:val="00EB39BE"/>
     <w:pPr>
       <w:keepNext/>
       <w:keepLines/>
@@ -1179,7 +975,7 @@
     <w:semiHidden/>
     <w:unhideWhenUsed/>
     <w:qFormat/>
-    <w:rsid w:val="006A14B7"/>
+    <w:rsid w:val="00EB39BE"/>
     <w:pPr>
       <w:keepNext/>
       <w:keepLines/>
@@ -1200,7 +996,7 @@
     <w:semiHidden/>
     <w:unhideWhenUsed/>
     <w:qFormat/>
-    <w:rsid w:val="006A14B7"/>
+    <w:rsid w:val="00EB39BE"/>
     <w:pPr>
       <w:keepNext/>
       <w:keepLines/>
@@ -1223,7 +1019,7 @@
     <w:semiHidden/>
     <w:unhideWhenUsed/>
     <w:qFormat/>
-    <w:rsid w:val="006A14B7"/>
+    <w:rsid w:val="00EB39BE"/>
     <w:pPr>
       <w:keepNext/>
       <w:keepLines/>
@@ -1267,13 +1063,12 @@
     <w:basedOn w:val="DefaultParagraphFont"/>
     <w:link w:val="Heading1"/>
     <w:uiPriority w:val="9"/>
-    <w:rsid w:val="006A14B7"/>
+    <w:rsid w:val="00EB39BE"/>
     <w:rPr>
       <w:rFonts w:asciiTheme="majorHAnsi" w:eastAsiaTheme="majorEastAsia" w:hAnsiTheme="majorHAnsi" w:cstheme="majorBidi"/>
       <w:color w:val="0F4761" w:themeColor="accent1" w:themeShade="BF"/>
       <w:sz w:val="40"/>
       <w:szCs w:val="40"/>
-      <w:lang w:bidi="ar-EG"/>
     </w:rPr>
   </w:style>
   <w:style w:type="character" w:customStyle="1" w:styleId="Heading2Char">
@@ -1282,13 +1077,12 @@
     <w:link w:val="Heading2"/>
     <w:uiPriority w:val="9"/>
     <w:semiHidden/>
-    <w:rsid w:val="006A14B7"/>
+    <w:rsid w:val="00EB39BE"/>
     <w:rPr>
       <w:rFonts w:asciiTheme="majorHAnsi" w:eastAsiaTheme="majorEastAsia" w:hAnsiTheme="majorHAnsi" w:cstheme="majorBidi"/>
       <w:color w:val="0F4761" w:themeColor="accent1" w:themeShade="BF"/>
       <w:sz w:val="32"/>
       <w:szCs w:val="32"/>
-      <w:lang w:bidi="ar-EG"/>
     </w:rPr>
   </w:style>
   <w:style w:type="character" w:customStyle="1" w:styleId="Heading3Char">
@@ -1297,11 +1091,10 @@
     <w:link w:val="Heading3"/>
     <w:uiPriority w:val="9"/>
     <w:semiHidden/>
-    <w:rsid w:val="006A14B7"/>
+    <w:rsid w:val="00EB39BE"/>
     <w:rPr>
       <w:rFonts w:asciiTheme="minorHAnsi" w:eastAsiaTheme="majorEastAsia" w:hAnsiTheme="minorHAnsi" w:cstheme="majorBidi"/>
       <w:color w:val="0F4761" w:themeColor="accent1" w:themeShade="BF"/>
-      <w:lang w:bidi="ar-EG"/>
     </w:rPr>
   </w:style>
   <w:style w:type="character" w:customStyle="1" w:styleId="Heading4Char">
@@ -1310,13 +1103,12 @@
     <w:link w:val="Heading4"/>
     <w:uiPriority w:val="9"/>
     <w:semiHidden/>
-    <w:rsid w:val="006A14B7"/>
+    <w:rsid w:val="00EB39BE"/>
     <w:rPr>
       <w:rFonts w:asciiTheme="minorHAnsi" w:eastAsiaTheme="majorEastAsia" w:hAnsiTheme="minorHAnsi" w:cstheme="majorBidi"/>
       <w:i/>
       <w:iCs/>
       <w:color w:val="0F4761" w:themeColor="accent1" w:themeShade="BF"/>
-      <w:lang w:bidi="ar-EG"/>
     </w:rPr>
   </w:style>
   <w:style w:type="character" w:customStyle="1" w:styleId="Heading5Char">
@@ -1325,11 +1117,10 @@
     <w:link w:val="Heading5"/>
     <w:uiPriority w:val="9"/>
     <w:semiHidden/>
-    <w:rsid w:val="006A14B7"/>
+    <w:rsid w:val="00EB39BE"/>
     <w:rPr>
       <w:rFonts w:asciiTheme="minorHAnsi" w:eastAsiaTheme="majorEastAsia" w:hAnsiTheme="minorHAnsi" w:cstheme="majorBidi"/>
       <w:color w:val="0F4761" w:themeColor="accent1" w:themeShade="BF"/>
-      <w:lang w:bidi="ar-EG"/>
     </w:rPr>
   </w:style>
   <w:style w:type="character" w:customStyle="1" w:styleId="Heading6Char">
@@ -1338,13 +1129,12 @@
     <w:link w:val="Heading6"/>
     <w:uiPriority w:val="9"/>
     <w:semiHidden/>
-    <w:rsid w:val="006A14B7"/>
+    <w:rsid w:val="00EB39BE"/>
     <w:rPr>
       <w:rFonts w:asciiTheme="minorHAnsi" w:eastAsiaTheme="majorEastAsia" w:hAnsiTheme="minorHAnsi" w:cstheme="majorBidi"/>
       <w:i/>
       <w:iCs/>
       <w:color w:val="595959" w:themeColor="text1" w:themeTint="A6"/>
-      <w:lang w:bidi="ar-EG"/>
     </w:rPr>
   </w:style>
   <w:style w:type="character" w:customStyle="1" w:styleId="Heading7Char">
@@ -1353,11 +1143,10 @@
     <w:link w:val="Heading7"/>
     <w:uiPriority w:val="9"/>
     <w:semiHidden/>
-    <w:rsid w:val="006A14B7"/>
+    <w:rsid w:val="00EB39BE"/>
     <w:rPr>
       <w:rFonts w:asciiTheme="minorHAnsi" w:eastAsiaTheme="majorEastAsia" w:hAnsiTheme="minorHAnsi" w:cstheme="majorBidi"/>
       <w:color w:val="595959" w:themeColor="text1" w:themeTint="A6"/>
-      <w:lang w:bidi="ar-EG"/>
     </w:rPr>
   </w:style>
   <w:style w:type="character" w:customStyle="1" w:styleId="Heading8Char">
@@ -1366,13 +1155,12 @@
     <w:link w:val="Heading8"/>
     <w:uiPriority w:val="9"/>
     <w:semiHidden/>
-    <w:rsid w:val="006A14B7"/>
+    <w:rsid w:val="00EB39BE"/>
     <w:rPr>
       <w:rFonts w:asciiTheme="minorHAnsi" w:eastAsiaTheme="majorEastAsia" w:hAnsiTheme="minorHAnsi" w:cstheme="majorBidi"/>
       <w:i/>
       <w:iCs/>
       <w:color w:val="272727" w:themeColor="text1" w:themeTint="D8"/>
-      <w:lang w:bidi="ar-EG"/>
     </w:rPr>
   </w:style>
   <w:style w:type="character" w:customStyle="1" w:styleId="Heading9Char">
@@ -1381,11 +1169,10 @@
     <w:link w:val="Heading9"/>
     <w:uiPriority w:val="9"/>
     <w:semiHidden/>
-    <w:rsid w:val="006A14B7"/>
+    <w:rsid w:val="00EB39BE"/>
     <w:rPr>
       <w:rFonts w:asciiTheme="minorHAnsi" w:eastAsiaTheme="majorEastAsia" w:hAnsiTheme="minorHAnsi" w:cstheme="majorBidi"/>
       <w:color w:val="272727" w:themeColor="text1" w:themeTint="D8"/>
-      <w:lang w:bidi="ar-EG"/>
     </w:rPr>
   </w:style>
   <w:style w:type="paragraph" w:styleId="Title">
@@ -1395,7 +1182,7 @@
     <w:link w:val="TitleChar"/>
     <w:uiPriority w:val="10"/>
     <w:qFormat/>
-    <w:rsid w:val="006A14B7"/>
+    <w:rsid w:val="00EB39BE"/>
     <w:pPr>
       <w:spacing w:after="80" w:line="240" w:lineRule="auto"/>
       <w:contextualSpacing/>
@@ -1413,14 +1200,13 @@
     <w:basedOn w:val="DefaultParagraphFont"/>
     <w:link w:val="Title"/>
     <w:uiPriority w:val="10"/>
-    <w:rsid w:val="006A14B7"/>
+    <w:rsid w:val="00EB39BE"/>
     <w:rPr>
       <w:rFonts w:asciiTheme="majorHAnsi" w:eastAsiaTheme="majorEastAsia" w:hAnsiTheme="majorHAnsi" w:cstheme="majorBidi"/>
       <w:spacing w:val="-10"/>
       <w:kern w:val="28"/>
       <w:sz w:val="56"/>
       <w:szCs w:val="56"/>
-      <w:lang w:bidi="ar-EG"/>
     </w:rPr>
   </w:style>
   <w:style w:type="paragraph" w:styleId="Subtitle">
@@ -1430,7 +1216,7 @@
     <w:link w:val="SubtitleChar"/>
     <w:uiPriority w:val="11"/>
     <w:qFormat/>
-    <w:rsid w:val="006A14B7"/>
+    <w:rsid w:val="00EB39BE"/>
     <w:pPr>
       <w:numPr>
         <w:ilvl w:val="1"/>
@@ -1447,12 +1233,11 @@
     <w:basedOn w:val="DefaultParagraphFont"/>
     <w:link w:val="Subtitle"/>
     <w:uiPriority w:val="11"/>
-    <w:rsid w:val="006A14B7"/>
+    <w:rsid w:val="00EB39BE"/>
     <w:rPr>
       <w:rFonts w:asciiTheme="minorHAnsi" w:eastAsiaTheme="majorEastAsia" w:hAnsiTheme="minorHAnsi" w:cstheme="majorBidi"/>
       <w:color w:val="595959" w:themeColor="text1" w:themeTint="A6"/>
       <w:spacing w:val="15"/>
-      <w:lang w:bidi="ar-EG"/>
     </w:rPr>
   </w:style>
   <w:style w:type="paragraph" w:styleId="Quote">
@@ -1462,7 +1247,7 @@
     <w:link w:val="QuoteChar"/>
     <w:uiPriority w:val="29"/>
     <w:qFormat/>
-    <w:rsid w:val="006A14B7"/>
+    <w:rsid w:val="00EB39BE"/>
     <w:pPr>
       <w:spacing w:before="160"/>
       <w:jc w:val="center"/>
@@ -1478,12 +1263,11 @@
     <w:basedOn w:val="DefaultParagraphFont"/>
     <w:link w:val="Quote"/>
     <w:uiPriority w:val="29"/>
-    <w:rsid w:val="006A14B7"/>
+    <w:rsid w:val="00EB39BE"/>
     <w:rPr>
       <w:i/>
       <w:iCs/>
       <w:color w:val="404040" w:themeColor="text1" w:themeTint="BF"/>
-      <w:lang w:bidi="ar-EG"/>
     </w:rPr>
   </w:style>
   <w:style w:type="paragraph" w:styleId="ListParagraph">
@@ -1491,7 +1275,7 @@
     <w:basedOn w:val="Normal"/>
     <w:uiPriority w:val="34"/>
     <w:qFormat/>
-    <w:rsid w:val="006A14B7"/>
+    <w:rsid w:val="00EB39BE"/>
     <w:pPr>
       <w:ind w:left="720"/>
       <w:contextualSpacing/>
@@ -1502,7 +1286,7 @@
     <w:basedOn w:val="DefaultParagraphFont"/>
     <w:uiPriority w:val="21"/>
     <w:qFormat/>
-    <w:rsid w:val="006A14B7"/>
+    <w:rsid w:val="00EB39BE"/>
     <w:rPr>
       <w:i/>
       <w:iCs/>
@@ -1516,7 +1300,7 @@
     <w:link w:val="IntenseQuoteChar"/>
     <w:uiPriority w:val="30"/>
     <w:qFormat/>
-    <w:rsid w:val="006A14B7"/>
+    <w:rsid w:val="00EB39BE"/>
     <w:pPr>
       <w:pBdr>
         <w:top w:val="single" w:sz="4" w:space="10" w:color="0F4761" w:themeColor="accent1" w:themeShade="BF"/>
@@ -1537,12 +1321,11 @@
     <w:basedOn w:val="DefaultParagraphFont"/>
     <w:link w:val="IntenseQuote"/>
     <w:uiPriority w:val="30"/>
-    <w:rsid w:val="006A14B7"/>
+    <w:rsid w:val="00EB39BE"/>
     <w:rPr>
       <w:i/>
       <w:iCs/>
       <w:color w:val="0F4761" w:themeColor="accent1" w:themeShade="BF"/>
-      <w:lang w:bidi="ar-EG"/>
     </w:rPr>
   </w:style>
   <w:style w:type="character" w:styleId="IntenseReference">
@@ -1550,13 +1333,36 @@
     <w:basedOn w:val="DefaultParagraphFont"/>
     <w:uiPriority w:val="32"/>
     <w:qFormat/>
-    <w:rsid w:val="006A14B7"/>
+    <w:rsid w:val="00EB39BE"/>
     <w:rPr>
       <w:b/>
       <w:bCs/>
       <w:smallCaps/>
       <w:color w:val="0F4761" w:themeColor="accent1" w:themeShade="BF"/>
       <w:spacing w:val="5"/>
+    </w:rPr>
+  </w:style>
+  <w:style w:type="character" w:styleId="Hyperlink">
+    <w:name w:val="Hyperlink"/>
+    <w:basedOn w:val="DefaultParagraphFont"/>
+    <w:uiPriority w:val="99"/>
+    <w:unhideWhenUsed/>
+    <w:rsid w:val="007743F7"/>
+    <w:rPr>
+      <w:color w:val="467886" w:themeColor="hyperlink"/>
+      <w:u w:val="single"/>
+    </w:rPr>
+  </w:style>
+  <w:style w:type="character" w:styleId="UnresolvedMention">
+    <w:name w:val="Unresolved Mention"/>
+    <w:basedOn w:val="DefaultParagraphFont"/>
+    <w:uiPriority w:val="99"/>
+    <w:semiHidden/>
+    <w:unhideWhenUsed/>
+    <w:rsid w:val="007743F7"/>
+    <w:rPr>
+      <w:color w:val="605E5C"/>
+      <w:shd w:val="clear" w:color="auto" w:fill="E1DFDD"/>
     </w:rPr>
   </w:style>
 </w:styles>
@@ -1660,7 +1466,7 @@
         <a:latin typeface="Aptos" panose="02110004020202020204"/>
         <a:ea typeface=""/>
         <a:cs typeface=""/>
-        <a:font script="Jpan" typeface="游明朝"/>
+        <a:font script="Jpan" typeface="游ゴシック"/>
         <a:font script="Hang" typeface="맑은 고딕"/>
         <a:font script="Hans" typeface="等线"/>
         <a:font script="Hant" typeface="新細明體"/>
@@ -1768,6 +1574,13 @@
         </a:gradFill>
       </a:fillStyleLst>
       <a:lnStyleLst>
+        <a:ln w="6350" cap="flat" cmpd="sng" algn="ctr">
+          <a:solidFill>
+            <a:schemeClr val="phClr"/>
+          </a:solidFill>
+          <a:prstDash val="solid"/>
+          <a:miter lim="800000"/>
+        </a:ln>
         <a:ln w="12700" cap="flat" cmpd="sng" algn="ctr">
           <a:solidFill>
             <a:schemeClr val="phClr"/>
@@ -1776,13 +1589,6 @@
           <a:miter lim="800000"/>
         </a:ln>
         <a:ln w="19050" cap="flat" cmpd="sng" algn="ctr">
-          <a:solidFill>
-            <a:schemeClr val="phClr"/>
-          </a:solidFill>
-          <a:prstDash val="solid"/>
-          <a:miter lim="800000"/>
-        </a:ln>
-        <a:ln w="25400" cap="flat" cmpd="sng" algn="ctr">
           <a:solidFill>
             <a:schemeClr val="phClr"/>
           </a:solidFill>
@@ -1847,31 +1653,11 @@
       </a:bgFillStyleLst>
     </a:fmtScheme>
   </a:themeElements>
-  <a:objectDefaults>
-    <a:lnDef>
-      <a:spPr/>
-      <a:bodyPr/>
-      <a:lstStyle/>
-      <a:style>
-        <a:lnRef idx="2">
-          <a:schemeClr val="accent1"/>
-        </a:lnRef>
-        <a:fillRef idx="0">
-          <a:schemeClr val="accent1"/>
-        </a:fillRef>
-        <a:effectRef idx="1">
-          <a:schemeClr val="accent1"/>
-        </a:effectRef>
-        <a:fontRef idx="minor">
-          <a:schemeClr val="tx1"/>
-        </a:fontRef>
-      </a:style>
-    </a:lnDef>
-  </a:objectDefaults>
+  <a:objectDefaults/>
   <a:extraClrSchemeLst/>
   <a:extLst>
     <a:ext uri="{05A4C25C-085E-4340-85A3-A5531E510DB2}">
-      <thm15:themeFamily xmlns:thm15="http://schemas.microsoft.com/office/thememl/2012/main" name="Office Theme" id="{2E142A2C-CD16-42D6-873A-C26D2A0506FA}" vid="{1BDDFF52-6CD6-40A5-AB3C-68EB2F1E4D0A}"/>
+      <thm15:themeFamily xmlns:thm15="http://schemas.microsoft.com/office/thememl/2012/main" name="Office Theme" id="{62F939B6-93AF-4DB8-9C6B-D6C7DFDC589F}" vid="{4A3C46E8-61CC-4603-A589-7422A47A8E4A}"/>
     </a:ext>
   </a:extLst>
 </a:theme>
